--- a/docs/The_Slate_Student_Guide_Movies.docx
+++ b/docs/The_Slate_Student_Guide_Movies.docx
@@ -152,14 +152,14 @@
                 <w:b/>
                 <w:sz w:val="20"/>
               </w:rPr>
-              <w:t>5 cycles</w:t>
+              <w:t>5 films, one per cycle.</w:t>
             </w:r>
             <w:r>
               <w:rPr>
                 <w:b w:val="0"/>
                 <w:sz w:val="20"/>
               </w:rPr>
-              <w:t>, each covering 2 years (year 1 = make the movie, year 2 = release it). That's 10 in-game years.</w:t>
+              <w:t xml:space="preserve"> Each cycle covers 2 years: the first year you greenlight and produce (your t = 0 investment), the second you release. That's 10 in-game years.</w:t>
             </w:r>
           </w:p>
         </w:tc>
@@ -1278,6 +1278,23 @@
         <w:rPr>
           <w:b/>
         </w:rPr>
+        <w:t>Logline (required)</w:t>
+      </w:r>
+      <w:r>
+        <w:rPr>
+          <w:b w:val="0"/>
+        </w:rPr>
+        <w:t>: 1–3 sentences on who the movie is about, what they want, and what's in the way. You can't Simulate without one.</w:t>
+      </w:r>
+    </w:p>
+    <w:p>
+      <w:pPr>
+        <w:pStyle w:val="ListBullet"/>
+      </w:pPr>
+      <w:r>
+        <w:rPr>
+          <w:b/>
+        </w:rPr>
         <w:t>Genre</w:t>
       </w:r>
       <w:r>
@@ -1360,7 +1377,19 @@
         <w:rPr>
           <w:b w:val="0"/>
         </w:rPr>
-        <w:t>: what it costs to make the movie.</w:t>
+        <w:t xml:space="preserve">: what it costs to make the movie. </w:t>
+      </w:r>
+      <w:r>
+        <w:rPr>
+          <w:b/>
+        </w:rPr>
+        <w:t>Budget buys quality.</w:t>
+      </w:r>
+      <w:r>
+        <w:rPr>
+          <w:b w:val="0"/>
+        </w:rPr>
+        <w:t xml:space="preserve"> A gold hint shows your genre's typical budget (about $150M for a tentpole, $15M for horror). Far below it, the film looks cheap and draws weaker audiences; above it, gains taper off.</w:t>
       </w:r>
     </w:p>
     <w:p>
@@ -1377,7 +1406,7 @@
         <w:rPr>
           <w:b w:val="0"/>
         </w:rPr>
-        <w:t>: prints and advertising. Marketing buys you an opening weekend, but it can't make a weak movie hold its audience.</w:t>
+        <w:t>: prints and advertising. With no marketing, almost nobody shows up; past a point, extra spending barely moves the opening. Finding that sweet spot is part of the job.</w:t>
       </w:r>
     </w:p>
     <w:p>
@@ -1394,7 +1423,7 @@
         <w:rPr>
           <w:b w:val="0"/>
         </w:rPr>
-        <w:t>: bigger stars mean a bigger opening.</w:t>
+        <w:t>: bigger stars mean a bigger opening, and they cost money.</w:t>
       </w:r>
     </w:p>
     <w:p>
@@ -1423,7 +1452,7 @@
         <w:rPr>
           <w:b w:val="0"/>
         </w:rPr>
-        <w:t>.</w:t>
+        <w:t>. A gold hint shows how many screens your genre's audience can fill. Booking more mostly adds empty seats.</w:t>
       </w:r>
     </w:p>
     <w:p>
@@ -1440,7 +1469,43 @@
         <w:rPr>
           <w:b w:val="0"/>
         </w:rPr>
-        <w:t>: Self-Finance (all the upside, all the risk), Pre-Sale (sell international rights early to cover about 40% of the budget, which means less risk but a smaller share of the profit), or Tax Incentive (shoot where a government rebate lowers your cost).</w:t>
+        <w:t xml:space="preserve">: </w:t>
+      </w:r>
+      <w:r>
+        <w:rPr>
+          <w:b/>
+        </w:rPr>
+        <w:t>Self-Finance</w:t>
+      </w:r>
+      <w:r>
+        <w:rPr>
+          <w:b w:val="0"/>
+        </w:rPr>
+        <w:t xml:space="preserve"> (all the upside, all the risk). </w:t>
+      </w:r>
+      <w:r>
+        <w:rPr>
+          <w:b/>
+        </w:rPr>
+        <w:t>Pre-Sale</w:t>
+      </w:r>
+      <w:r>
+        <w:rPr>
+          <w:b w:val="0"/>
+        </w:rPr>
+        <w:t xml:space="preserve">: distributors pay a guaranteed advance about equal to your expected international take; they recoup it first and you get half of anything beyond it. That's insurance: worth it for risky films like horror, a bad trade for a likely hit. </w:t>
+      </w:r>
+      <w:r>
+        <w:rPr>
+          <w:b/>
+        </w:rPr>
+        <w:t>Tax Incentive</w:t>
+      </w:r>
+      <w:r>
+        <w:rPr>
+          <w:b w:val="0"/>
+        </w:rPr>
+        <w:t>: shoot where a government rebate lowers your cost.</w:t>
       </w:r>
     </w:p>
     <w:p>
@@ -1542,7 +1607,19 @@
               <w:rPr>
                 <w:b w:val="0"/>
               </w:rPr>
-              <w:t xml:space="preserve"> chart (Bear / Base / Bull cases). If even the Base case is negative, rethink the budget.</w:t>
+              <w:t xml:space="preserve"> chart. Each Bear / Base / Bull bar is what the movie's revenue is worth today </w:t>
+            </w:r>
+            <w:r>
+              <w:rPr>
+                <w:b/>
+              </w:rPr>
+              <w:t>minus</w:t>
+            </w:r>
+            <w:r>
+              <w:rPr>
+                <w:b w:val="0"/>
+              </w:rPr>
+              <w:t xml:space="preserve"> Capital at Risk, so every extra $10M you commit pushes all three bars down about $10M unless the movie earns it back. The chart assumes a wide release and no reviews yet. If even the Base case is negative, rethink the plan.</w:t>
             </w:r>
           </w:p>
         </w:tc>
@@ -1658,7 +1735,7 @@
         <w:rPr>
           <w:b w:val="0"/>
         </w:rPr>
-        <w:t xml:space="preserve"> (from Cycle 3 on; Cycles 1–2 are Wide Theatrical only): </w:t>
+        <w:t xml:space="preserve"> (from Cycle 3 on; Cycles 1–2 are Wide Theatrical only). </w:t>
       </w:r>
       <w:r>
         <w:rPr>
@@ -1670,7 +1747,7 @@
         <w:rPr>
           <w:b w:val="0"/>
         </w:rPr>
-        <w:t xml:space="preserve">, </w:t>
+        <w:t xml:space="preserve"> suits tentpoles, sci-fi, and animation. </w:t>
       </w:r>
       <w:r>
         <w:rPr>
@@ -1682,7 +1759,7 @@
         <w:rPr>
           <w:b w:val="0"/>
         </w:rPr>
-        <w:t xml:space="preserve"> (start small and expand), or </w:t>
+        <w:t xml:space="preserve"> opens in about 600 theaters and expands on word of mouth; it's the strongest choice for drama and awards titles. </w:t>
       </w:r>
       <w:r>
         <w:rPr>
@@ -1694,7 +1771,7 @@
         <w:rPr>
           <w:b w:val="0"/>
         </w:rPr>
-        <w:t xml:space="preserve"> (theaters and Peacock at the same time; this gives up some box office).</w:t>
+        <w:t xml:space="preserve"> premieres in theaters and on Peacock together: it gives up box office, but a Peacock premiere is valuable in itself, so it can win for horror and comedy.</w:t>
       </w:r>
     </w:p>
     <w:p>
@@ -1742,7 +1819,7 @@
         <w:rPr>
           <w:b w:val="0"/>
         </w:rPr>
-        <w:t xml:space="preserve">: license the first streaming window for a flat fee, or click </w:t>
+        <w:t xml:space="preserve">: keep the first streaming window on Peacock, license it for a flat fee, or click </w:t>
       </w:r>
       <w:r>
         <w:rPr>
@@ -1754,7 +1831,31 @@
         <w:rPr>
           <w:b w:val="0"/>
         </w:rPr>
-        <w:t xml:space="preserve"> to let rival platforms bid, then accept the best offer.</w:t>
+        <w:t xml:space="preserve">. You can accept </w:t>
+      </w:r>
+      <w:r>
+        <w:rPr>
+          <w:b/>
+        </w:rPr>
+        <w:t>any</w:t>
+      </w:r>
+      <w:r>
+        <w:rPr>
+          <w:b w:val="0"/>
+        </w:rPr>
+        <w:t xml:space="preserve"> bid, not just the highest: each comes with a 12- or 18-month term, and a shorter term returns the movie to Peacock sooner, so a lower bid can be worth more. Don't like the offers? </w:t>
+      </w:r>
+      <w:r>
+        <w:rPr>
+          <w:b/>
+        </w:rPr>
+        <w:t>🔁 Reject All &amp; Take It Back to Market</w:t>
+      </w:r>
+      <w:r>
+        <w:rPr>
+          <w:b w:val="0"/>
+        </w:rPr>
+        <w:t xml:space="preserve"> once; the new bids usually come in lower.</w:t>
       </w:r>
     </w:p>
     <w:p>
@@ -1871,7 +1972,7 @@
               <w:rPr>
                 <w:b w:val="0"/>
               </w:rPr>
-              <w:t xml:space="preserve"> button stays greyed out until you've run the Theatrical Simulation and answered any PVOD rejection. If you can't click it, scroll up and look for the step you skipped.</w:t>
+              <w:t xml:space="preserve"> button stays greyed out until you've written a Logline, run the Theatrical Simulation, and answered any PVOD rejection. If you can't click it, scroll up and look for the step you skipped.</w:t>
             </w:r>
           </w:p>
         </w:tc>
@@ -2260,7 +2361,31 @@
         <w:rPr>
           <w:b w:val="0"/>
         </w:rPr>
-        <w:t xml:space="preserve"> means your slate's average risk-adjusted NPV is above $0.</w:t>
+        <w:t xml:space="preserve"> means your slate's average graded NPV is above $0. Each film's graded NPV is </w:t>
+      </w:r>
+      <w:r>
+        <w:rPr>
+          <w:b/>
+        </w:rPr>
+        <w:t>75% your decisions</w:t>
+      </w:r>
+      <w:r>
+        <w:rPr>
+          <w:b w:val="0"/>
+        </w:rPr>
+        <w:t xml:space="preserve"> (risk-adjusted, so the bear case counts) and </w:t>
+      </w:r>
+      <w:r>
+        <w:rPr>
+          <w:b/>
+        </w:rPr>
+        <w:t>25% luck</w:t>
+      </w:r>
+      <w:r>
+        <w:rPr>
+          <w:b w:val="0"/>
+        </w:rPr>
+        <w:t xml:space="preserve"> (what the film actually earned). A breakout helps and a flop hurts, but good decisions still matter most.</w:t>
       </w:r>
     </w:p>
     <w:tbl>
@@ -2395,7 +2520,7 @@
                 <w:b w:val="0"/>
                 <w:sz w:val="20"/>
               </w:rPr>
-              <w:t>Your movies create value after accounting for risk.</w:t>
+              <w:t>Your movies create value after accounting for risk (plus a little luck).</w:t>
             </w:r>
           </w:p>
         </w:tc>
@@ -2586,6 +2711,57 @@
       </w:pPr>
       <w:r>
         <w:t>Common mistakes</w:t>
+      </w:r>
+    </w:p>
+    <w:p>
+      <w:pPr>
+        <w:pStyle w:val="ListBullet"/>
+      </w:pPr>
+      <w:r>
+        <w:rPr>
+          <w:b/>
+        </w:rPr>
+        <w:t>Leaving the defaults alone.</w:t>
+      </w:r>
+      <w:r>
+        <w:rPr>
+          <w:b w:val="0"/>
+        </w:rPr>
+        <w:t xml:space="preserve"> The default film is an under-funded tentpole, and it loses money.</w:t>
+      </w:r>
+    </w:p>
+    <w:p>
+      <w:pPr>
+        <w:pStyle w:val="ListBullet"/>
+      </w:pPr>
+      <w:r>
+        <w:rPr>
+          <w:b/>
+        </w:rPr>
+        <w:t>A cheap blockbuster.</w:t>
+      </w:r>
+      <w:r>
+        <w:rPr>
+          <w:b w:val="0"/>
+        </w:rPr>
+        <w:t xml:space="preserve"> A $20M action film looks cheap and underperforms. Fund the genre properly.</w:t>
+      </w:r>
+    </w:p>
+    <w:p>
+      <w:pPr>
+        <w:pStyle w:val="ListBullet"/>
+      </w:pPr>
+      <w:r>
+        <w:rPr>
+          <w:b/>
+        </w:rPr>
+        <w:t>Maxing out P&amp;A or screens.</w:t>
+      </w:r>
+      <w:r>
+        <w:rPr>
+          <w:b w:val="0"/>
+        </w:rPr>
+        <w:t xml:space="preserve"> Past the genre's sweet spot you're paying for empty seats.</w:t>
       </w:r>
     </w:p>
     <w:p>

--- a/docs/The_Slate_Student_Guide_Movies.docx
+++ b/docs/The_Slate_Student_Guide_Movies.docx
@@ -1284,7 +1284,19 @@
         <w:rPr>
           <w:b w:val="0"/>
         </w:rPr>
-        <w:t>: 1–3 sentences on who the movie is about, what they want, and what's in the way. You can't Simulate without one.</w:t>
+        <w:t xml:space="preserve">: 1–3 sentences on who the movie is about, what they want, and what's in the way. You can't Simulate without one. Once the film is made, the logline and how the film did appear on your class's </w:t>
+      </w:r>
+      <w:r>
+        <w:rPr>
+          <w:b/>
+        </w:rPr>
+        <w:t>📋 Pitch Board</w:t>
+      </w:r>
+      <w:r>
+        <w:rPr>
+          <w:b w:val="0"/>
+        </w:rPr>
+        <w:t>.</w:t>
       </w:r>
     </w:p>
     <w:p>

--- a/docs/The_Slate_Student_Guide_Movies.docx
+++ b/docs/The_Slate_Student_Guide_Movies.docx
@@ -2373,7 +2373,7 @@
         <w:rPr>
           <w:b w:val="0"/>
         </w:rPr>
-        <w:t xml:space="preserve"> means your slate's average graded NPV is above $0. Each film's graded NPV is </w:t>
+        <w:t xml:space="preserve"> depends on your decisions alone: your films' risk-adjusted NPV (before luck) must average above $0, so leaving the defaults alone always fails. Each film's graded NPV is </w:t>
       </w:r>
       <w:r>
         <w:rPr>
@@ -2739,7 +2739,7 @@
         <w:rPr>
           <w:b w:val="0"/>
         </w:rPr>
-        <w:t xml:space="preserve"> The default film is an under-funded tentpole, and it loses money.</w:t>
+        <w:t xml:space="preserve"> The default film is an under-funded tentpole; a slate of them always fails.</w:t>
       </w:r>
     </w:p>
     <w:p>

--- a/docs/The_Slate_Student_Guide_Movies.docx
+++ b/docs/The_Slate_Student_Guide_Movies.docx
@@ -78,7 +78,21 @@
                 <w:b w:val="0"/>
                 <w:sz w:val="20"/>
               </w:rPr>
-              <w:t>Greenlight one movie per cycle, decide how much to spend making and marketing it, and choose how to release it.</w:t>
+              <w:t xml:space="preserve">Run Universal Pictures' slate: greenlight </w:t>
+            </w:r>
+            <w:r>
+              <w:rPr>
+                <w:b/>
+                <w:sz w:val="20"/>
+              </w:rPr>
+              <w:t>one new movie per cycle, 4 in all</w:t>
+            </w:r>
+            <w:r>
+              <w:rPr>
+                <w:b w:val="0"/>
+                <w:sz w:val="20"/>
+              </w:rPr>
+              <w:t>. For each one you choose the concept (or revive a Universal classic), cast it, fund it, and release it.</w:t>
             </w:r>
           </w:p>
         </w:tc>
@@ -152,14 +166,14 @@
                 <w:b/>
                 <w:sz w:val="20"/>
               </w:rPr>
-              <w:t>5 films, one per cycle.</w:t>
+              <w:t>4 films, one per cycle.</w:t>
             </w:r>
             <w:r>
               <w:rPr>
                 <w:b w:val="0"/>
                 <w:sz w:val="20"/>
               </w:rPr>
-              <w:t xml:space="preserve"> Each cycle covers 2 years: the first year you greenlight and produce (your t = 0 investment), the second you release. That's 10 in-game years.</w:t>
+              <w:t xml:space="preserve"> Each cycle covers 2 years: the first year you greenlight and produce (your t = 0 investment), the second you release. That's 8 in-game years.</w:t>
             </w:r>
           </w:p>
         </w:tc>
@@ -531,7 +545,19 @@
         <w:rPr>
           <w:b w:val="0"/>
         </w:rPr>
-        <w:t xml:space="preserve"> of last cycle (from cycle 2 on).</w:t>
+        <w:t xml:space="preserve"> of last cycle and your </w:t>
+      </w:r>
+      <w:r>
+        <w:rPr>
+          <w:b/>
+        </w:rPr>
+        <w:t>🎬 Your Slate So Far</w:t>
+      </w:r>
+      <w:r>
+        <w:rPr>
+          <w:b w:val="0"/>
+        </w:rPr>
+        <w:t xml:space="preserve"> table (from cycle 2 on).</w:t>
       </w:r>
     </w:p>
     <w:p>
@@ -549,13 +575,13 @@
         <w:rPr>
           <w:b/>
         </w:rPr>
-        <w:t>Scroll down and make each decision</w:t>
+        <w:t>Follow the step bar</w:t>
       </w:r>
       <w:r>
         <w:rPr>
           <w:b w:val="0"/>
         </w:rPr>
-        <w:t>, section by section.</w:t>
+        <w:t xml:space="preserve"> at the top of the page: ① Partnerships ② Scouted Concepts ③ Festivals ④ Greenlight ⑤ Holding Deals ⑥ Release ⑦ Simulate. Click any step to jump to it; each gets a ✓ when it's done.</w:t>
       </w:r>
     </w:p>
     <w:p>
@@ -579,7 +605,7 @@
         <w:rPr>
           <w:b w:val="0"/>
         </w:rPr>
-        <w:t xml:space="preserve"> (required) and respond to anything it asks.</w:t>
+        <w:t xml:space="preserve"> (part of step 6) and respond to anything it asks.</w:t>
       </w:r>
     </w:p>
     <w:p>
@@ -603,7 +629,7 @@
         <w:rPr>
           <w:b w:val="0"/>
         </w:rPr>
-        <w:t xml:space="preserve">, read them, then click </w:t>
+        <w:t xml:space="preserve"> once every step has a ✓, read the results, then click </w:t>
       </w:r>
       <w:r>
         <w:rPr>
@@ -1102,19 +1128,19 @@
         <w:rPr>
           <w:b w:val="0"/>
         </w:rPr>
-        <w:t xml:space="preserve">Sections appear in this order, top to bottom. Jump links at the top take you to any section. </w:t>
+        <w:t xml:space="preserve">Sections appear in this order, top to bottom, numbered 1–7 to match the step bar. </w:t>
       </w:r>
       <w:r>
         <w:rPr>
           <w:b/>
         </w:rPr>
-        <w:t>Most sections before Greenlight are optional</w:t>
+        <w:t>Every step is required.</w:t>
       </w:r>
       <w:r>
         <w:rPr>
           <w:b w:val="0"/>
         </w:rPr>
-        <w:t>: they're ways to get a better movie or cheaper talent, and you can skip them.</w:t>
+        <w:t xml:space="preserve"> The ▶ Simulate button stays locked until each one has a ✓, and the list under the button tells you exactly what's missing.</w:t>
       </w:r>
     </w:p>
     <w:p>
@@ -1138,7 +1164,7 @@
         <w:pStyle w:val="Heading2"/>
       </w:pPr>
       <w:r>
-        <w:t>1 · Studio Partnerships  (optional)</w:t>
+        <w:t>1 · Studio Partnerships  (required, sign once)</w:t>
       </w:r>
     </w:p>
     <w:p>
@@ -1146,7 +1172,31 @@
         <w:rPr>
           <w:b w:val="0"/>
         </w:rPr>
-        <w:t xml:space="preserve">Sign a long-term deal with a production company. It boosts star power on every future movie in that company's specialty genre. Click </w:t>
+        <w:t xml:space="preserve">Sign a long-term deal with a production company. Once signed it lasts your whole slate and gives every movie in that company's specialty genre either </w:t>
+      </w:r>
+      <w:r>
+        <w:rPr>
+          <w:b/>
+        </w:rPr>
+        <w:t>+Star Power</w:t>
+      </w:r>
+      <w:r>
+        <w:rPr>
+          <w:b w:val="0"/>
+        </w:rPr>
+        <w:t xml:space="preserve"> or </w:t>
+      </w:r>
+      <w:r>
+        <w:rPr>
+          <w:b/>
+        </w:rPr>
+        <w:t>+Critical Reception</w:t>
+      </w:r>
+      <w:r>
+        <w:rPr>
+          <w:b w:val="0"/>
+        </w:rPr>
+        <w:t xml:space="preserve">. Click </w:t>
       </w:r>
       <w:r>
         <w:rPr>
@@ -1170,15 +1220,86 @@
         <w:rPr>
           <w:b w:val="0"/>
         </w:rPr>
-        <w:t xml:space="preserve"> companies you pass on can be signed by a rival studio and lost for good.</w:t>
+        <w:t xml:space="preserve"> companies you wait on can be signed by a rival studio and lost for good.</w:t>
       </w:r>
+    </w:p>
+    <w:tbl>
+      <w:tblPr>
+        <w:tblW w:type="auto" w:w="0"/>
+        <w:jc w:val="center"/>
+        <w:tblLook w:firstColumn="1" w:firstRow="1" w:lastColumn="0" w:lastRow="0" w:noHBand="0" w:noVBand="1" w:val="04A0"/>
+      </w:tblPr>
+      <w:tblGrid>
+        <w:gridCol w:w="9360"/>
+      </w:tblGrid>
+      <w:tr>
+        <w:tc>
+          <w:tcPr>
+            <w:tcW w:type="dxa" w:w="9360"/>
+            <w:shd w:val="clear" w:color="auto" w:fill="EEF6EC"/>
+          </w:tcPr>
+          <w:p>
+            <w:pPr>
+              <w:spacing w:before="60" w:after="60"/>
+            </w:pPr>
+            <w:r>
+              <w:rPr>
+                <w:b/>
+                <w:sz w:val="20"/>
+              </w:rPr>
+              <w:t xml:space="preserve">KEY IDEA:  </w:t>
+            </w:r>
+            <w:r>
+              <w:rPr>
+                <w:b/>
+              </w:rPr>
+              <w:t>⭐ Star Power vs 🎭 Critical Reception.</w:t>
+            </w:r>
+            <w:r>
+              <w:rPr>
+                <w:b w:val="0"/>
+              </w:rPr>
+              <w:t xml:space="preserve"> Star Power means a bigger </w:t>
+            </w:r>
+            <w:r>
+              <w:rPr>
+                <w:b/>
+              </w:rPr>
+              <w:t>opening weekend</w:t>
+            </w:r>
+            <w:r>
+              <w:rPr>
+                <w:b w:val="0"/>
+              </w:rPr>
+              <w:t xml:space="preserve"> (up to +30% at 100): predictable money that arrives first. Critical Reception means </w:t>
+            </w:r>
+            <w:r>
+              <w:rPr>
+                <w:b/>
+              </w:rPr>
+              <w:t>longer legs</w:t>
+            </w:r>
+            <w:r>
+              <w:rPr>
+                <w:b w:val="0"/>
+              </w:rPr>
+              <w:t>: higher library value, theme-park and merchandise eligibility (40+), and awards for Drama/Prestige (72+). Reviews are a random draw you can only shift upward. Pick the partner that matches how your movies make money.</w:t>
+            </w:r>
+          </w:p>
+        </w:tc>
+      </w:tr>
+    </w:tbl>
+    <w:p>
+      <w:pPr>
+        <w:spacing w:after="0"/>
+      </w:pPr>
     </w:p>
     <w:p>
       <w:pPr>
         <w:pStyle w:val="Heading2"/>
       </w:pPr>
       <w:r>
-        <w:t>Scouted Concepts  (optional)</w:t>
+        <w:t>2 · Scouted Concepts  (required, option at least one)</w:t>
       </w:r>
     </w:p>
     <w:p>
@@ -1186,7 +1307,19 @@
         <w:rPr>
           <w:b w:val="0"/>
         </w:rPr>
-        <w:t xml:space="preserve">Your scouts bring you a few ready-made movie ideas. Click </w:t>
+        <w:t xml:space="preserve">Your scouts bring you </w:t>
+      </w:r>
+      <w:r>
+        <w:rPr>
+          <w:b/>
+        </w:rPr>
+        <w:t>6</w:t>
+      </w:r>
+      <w:r>
+        <w:rPr>
+          <w:b w:val="0"/>
+        </w:rPr>
+        <w:t xml:space="preserve"> ready-made movie ideas each cycle. Click </w:t>
       </w:r>
       <w:r>
         <w:rPr>
@@ -1198,7 +1331,7 @@
         <w:rPr>
           <w:b w:val="0"/>
         </w:rPr>
-        <w:t xml:space="preserve"> to pre-fill your Greenlight decision. Ideas you skip may be taken by a rival studio before the next cycle.</w:t>
+        <w:t xml:space="preserve"> on at least one; it fills in your Greenlight form, and you can still change anything there. You still make only one movie per cycle, so optioning a second idea just overwrites the form. Ideas you skip may be made by a rival studio before the next cycle.</w:t>
       </w:r>
     </w:p>
     <w:p>
@@ -1206,7 +1339,7 @@
         <w:pStyle w:val="Heading2"/>
       </w:pPr>
       <w:r>
-        <w:t>Film Festival Acquisitions  (optional)</w:t>
+        <w:t>3 · Film Festival Acquisitions  (required, bid on at least one)</w:t>
       </w:r>
     </w:p>
     <w:p>
@@ -1214,7 +1347,7 @@
         <w:rPr>
           <w:b w:val="0"/>
         </w:rPr>
-        <w:t xml:space="preserve">Bid on finished films at Sundance, TIFF, or Cannes. Enter a bid and click </w:t>
+        <w:t xml:space="preserve">Sundance, TIFF, and Cannes each offer one finished film with its reviews already known. Enter a bid on at least one and click </w:t>
       </w:r>
       <w:r>
         <w:rPr>
@@ -1226,7 +1359,19 @@
         <w:rPr>
           <w:b w:val="0"/>
         </w:rPr>
-        <w:t>. You may be outbid, and you'll learn the result next cycle.</w:t>
+        <w:t xml:space="preserve">. Bids are sealed: rival studios bid too, and the highest bid wins and pays what it bid. You see the result right away. A film you win joins your pipeline as an extra release; it does </w:t>
+      </w:r>
+      <w:r>
+        <w:rPr>
+          <w:b/>
+        </w:rPr>
+        <w:t>not</w:t>
+      </w:r>
+      <w:r>
+        <w:rPr>
+          <w:b w:val="0"/>
+        </w:rPr>
+        <w:t xml:space="preserve"> use your greenlight slot.</w:t>
       </w:r>
     </w:p>
     <w:p>
@@ -1234,7 +1379,7 @@
         <w:pStyle w:val="Heading2"/>
       </w:pPr>
       <w:r>
-        <w:t>2 · Greenlight the Concept  (required)</w:t>
+        <w:t>4 · Greenlight a New Movie  (required, one slot per cycle)</w:t>
       </w:r>
     </w:p>
     <w:p>
@@ -1358,13 +1503,42 @@
         <w:rPr>
           <w:b/>
         </w:rPr>
+        <w:t>🏛️ Revive a Universal Library IP?</w:t>
+      </w:r>
+      <w:r>
+        <w:rPr>
+          <w:b w:val="0"/>
+        </w:rPr>
+        <w:t xml:space="preserve">: bring back a title Universal already owns, such as Jaws, Back to the Future, The Mummy, Dracula, Shrek, Bourne, or The Purge. Its built-in audience lifts the opening (fully in its home genre, half as much outside it) and replaces Source Material's boost. There's no rights fee, but there is a </w:t>
+      </w:r>
+      <w:r>
+        <w:rPr>
+          <w:b/>
+        </w:rPr>
+        <w:t>legacy fee</w:t>
+      </w:r>
+      <w:r>
+        <w:rPr>
+          <w:b w:val="0"/>
+        </w:rPr>
+        <w:t xml:space="preserve"> for original creators and cast. A short note on each title shows its history.</w:t>
+      </w:r>
+    </w:p>
+    <w:p>
+      <w:pPr>
+        <w:pStyle w:val="ListBullet"/>
+      </w:pPr>
+      <w:r>
+        <w:rPr>
+          <w:b/>
+        </w:rPr>
         <w:t>Optional: 🔎 Pay for Research ($4M)</w:t>
       </w:r>
       <w:r>
         <w:rPr>
           <w:b w:val="0"/>
         </w:rPr>
-        <w:t>: a preview of how this concept is likely to perform before you commit.</w:t>
+        <w:t>: a preview of this exact movie before you commit: audience demand, projected opening weekend, worldwide box office, critics' score, and NPV. The dollar figures update as you change budget, P&amp;A, cast, and screens. Your title and pitch don't change the numbers.</w:t>
       </w:r>
     </w:p>
     <w:p>
@@ -1418,7 +1592,19 @@
         <w:rPr>
           <w:b w:val="0"/>
         </w:rPr>
-        <w:t>: prints and advertising. With no marketing, almost nobody shows up; past a point, extra spending barely moves the opening. Finding that sweet spot is part of the job.</w:t>
+        <w:t xml:space="preserve">: </w:t>
+      </w:r>
+      <w:r>
+        <w:rPr>
+          <w:b/>
+        </w:rPr>
+        <w:t>Prints &amp; Advertising</w:t>
+      </w:r>
+      <w:r>
+        <w:rPr>
+          <w:b w:val="0"/>
+        </w:rPr>
+        <w:t>, meaning trailers, ad buys, publicity, and delivering the film to theaters. With no marketing, almost nobody shows up; past a point, extra spending barely moves the opening. Finding that sweet spot is part of the job.</w:t>
       </w:r>
     </w:p>
     <w:p>
@@ -1429,13 +1615,37 @@
         <w:rPr>
           <w:b/>
         </w:rPr>
+        <w:t>🎭 Lead Actor</w:t>
+      </w:r>
+      <w:r>
+        <w:rPr>
+          <w:b w:val="0"/>
+        </w:rPr>
+        <w:t xml:space="preserve">: cast any actor you hold or signed in Holding Deals (step 5 of an earlier cycle). Casting them sets the film's Star Power to theirs and charges their fee; their relationship bonus applies only if the genre is one of their best. Otherwise choose </w:t>
+      </w:r>
+      <w:r>
+        <w:rPr>
+          <w:b/>
+        </w:rPr>
+        <w:t>Unnamed cast</w:t>
+      </w:r>
+      <w:r>
+        <w:rPr>
+          <w:b w:val="0"/>
+        </w:rPr>
+        <w:t xml:space="preserve"> and set </w:t>
+      </w:r>
+      <w:r>
+        <w:rPr>
+          <w:b/>
+        </w:rPr>
         <w:t>Star Power (0–100)</w:t>
       </w:r>
       <w:r>
         <w:rPr>
           <w:b w:val="0"/>
         </w:rPr>
-        <w:t>: bigger stars mean a bigger opening, and they cost money.</w:t>
+        <w:t xml:space="preserve"> yourself: bigger stars mean a bigger opening, and they cost money.</w:t>
       </w:r>
     </w:p>
     <w:p>
@@ -1619,7 +1829,55 @@
               <w:rPr>
                 <w:b w:val="0"/>
               </w:rPr>
-              <w:t xml:space="preserve"> chart. Each Bear / Base / Bull bar is what the movie's revenue is worth today </w:t>
+              <w:t xml:space="preserve"> chart. It shows </w:t>
+            </w:r>
+            <w:r>
+              <w:rPr>
+                <w:b/>
+              </w:rPr>
+              <w:t>three possible outcomes</w:t>
+            </w:r>
+            <w:r>
+              <w:rPr>
+                <w:b w:val="0"/>
+              </w:rPr>
+              <w:t xml:space="preserve"> for this movie: </w:t>
+            </w:r>
+            <w:r>
+              <w:rPr>
+                <w:b/>
+              </w:rPr>
+              <w:t>Bear</w:t>
+            </w:r>
+            <w:r>
+              <w:rPr>
+                <w:b w:val="0"/>
+              </w:rPr>
+              <w:t xml:space="preserve"> (a weak run), </w:t>
+            </w:r>
+            <w:r>
+              <w:rPr>
+                <w:b/>
+              </w:rPr>
+              <w:t>Base</w:t>
+            </w:r>
+            <w:r>
+              <w:rPr>
+                <w:b w:val="0"/>
+              </w:rPr>
+              <w:t xml:space="preserve"> (the expected run), and </w:t>
+            </w:r>
+            <w:r>
+              <w:rPr>
+                <w:b/>
+              </w:rPr>
+              <w:t>Bull</w:t>
+            </w:r>
+            <w:r>
+              <w:rPr>
+                <w:b w:val="0"/>
+              </w:rPr>
+              <w:t xml:space="preserve"> (a breakout). Each point is that outcome's NPV: the movie's revenue in today's dollars </w:t>
             </w:r>
             <w:r>
               <w:rPr>
@@ -1631,7 +1889,7 @@
               <w:rPr>
                 <w:b w:val="0"/>
               </w:rPr>
-              <w:t xml:space="preserve"> Capital at Risk, so every extra $10M you commit pushes all three bars down about $10M unless the movie earns it back. The chart assumes a wide release and no reviews yet. If even the Base case is negative, rethink the plan.</w:t>
+              <w:t xml:space="preserve"> Capital at Risk. Above $0 it makes money; below $0 it loses money. Every extra $10M you commit pushes all three down about $10M unless the movie earns it back. The chart assumes a wide release and no reviews yet. If even the Base case is negative, rethink the plan.</w:t>
             </w:r>
           </w:p>
         </w:tc>
@@ -1647,7 +1905,7 @@
         <w:pStyle w:val="Heading2"/>
       </w:pPr>
       <w:r>
-        <w:t>Holding Deals  (optional)</w:t>
+        <w:t>5 · Holding Deals  (required, except on your final film)</w:t>
       </w:r>
     </w:p>
     <w:p>
@@ -1655,7 +1913,7 @@
         <w:rPr>
           <w:b w:val="0"/>
         </w:rPr>
-        <w:t xml:space="preserve">Reserve a specific actor for </w:t>
+        <w:t xml:space="preserve">Lock at least one actor for your </w:t>
       </w:r>
       <w:r>
         <w:rPr>
@@ -1667,7 +1925,7 @@
         <w:rPr>
           <w:b w:val="0"/>
         </w:rPr>
-        <w:t xml:space="preserve"> cycle's movie. Click </w:t>
+        <w:t xml:space="preserve"> movie. Click </w:t>
       </w:r>
       <w:r>
         <w:rPr>
@@ -1679,7 +1937,7 @@
         <w:rPr>
           <w:b w:val="0"/>
         </w:rPr>
-        <w:t xml:space="preserve"> for a single movie or </w:t>
+        <w:t xml:space="preserve"> (cheap but risky: a rival may already have that actor booked, and even a confirmed hold can fall through) or </w:t>
       </w:r>
       <w:r>
         <w:rPr>
@@ -1691,7 +1949,19 @@
         <w:rPr>
           <w:b w:val="0"/>
         </w:rPr>
-        <w:t xml:space="preserve"> for several. A rival may already have that actor booked, and even a confirmed hold can fall through.</w:t>
+        <w:t xml:space="preserve"> (costs more, guaranteed for several cycles). Next cycle, any actor you hold or signed appears in Greenlight's </w:t>
+      </w:r>
+      <w:r>
+        <w:rPr>
+          <w:b/>
+        </w:rPr>
+        <w:t>🎭 Lead Actor</w:t>
+      </w:r>
+      <w:r>
+        <w:rPr>
+          <w:b w:val="0"/>
+        </w:rPr>
+        <w:t xml:space="preserve"> list so you can cast them.</w:t>
       </w:r>
     </w:p>
     <w:p>
@@ -1699,7 +1969,7 @@
         <w:pStyle w:val="Heading2"/>
       </w:pPr>
       <w:r>
-        <w:t>3 · Release Strategy  (required)</w:t>
+        <w:t>6 · Release Strategy  (required)</w:t>
       </w:r>
     </w:p>
     <w:p>
@@ -1970,9 +2240,15 @@
             </w:r>
             <w:r>
               <w:rPr>
+                <w:b/>
+              </w:rPr>
+              <w:t>7 · Simulate.</w:t>
+            </w:r>
+            <w:r>
+              <w:rPr>
                 <w:b w:val="0"/>
               </w:rPr>
-              <w:t xml:space="preserve">The </w:t>
+              <w:t xml:space="preserve"> The </w:t>
             </w:r>
             <w:r>
               <w:rPr>
@@ -1984,7 +2260,7 @@
               <w:rPr>
                 <w:b w:val="0"/>
               </w:rPr>
-              <w:t xml:space="preserve"> button stays greyed out until you've written a Logline, run the Theatrical Simulation, and answered any PVOD rejection. If you can't click it, scroll up and look for the step you skipped.</w:t>
+              <w:t xml:space="preserve"> button stays locked until every step in the bar has a ✓: a signed partnership, an optioned concept, a festival bid, an actor hold (except on your final film), a Logline, and the Theatrical Simulation, plus an answer to any PVOD rejection. The list under the button names each missing step.</w:t>
             </w:r>
           </w:p>
         </w:tc>
@@ -2006,6 +2282,23 @@
       </w:pPr>
       <w:r>
         <w:t>Step 3 — Read your results</w:t>
+      </w:r>
+    </w:p>
+    <w:p>
+      <w:pPr>
+        <w:pStyle w:val="ListBullet"/>
+      </w:pPr>
+      <w:r>
+        <w:rPr>
+          <w:b/>
+        </w:rPr>
+        <w:t>What you decided → What happened → Why</w:t>
+      </w:r>
+      <w:r>
+        <w:rPr>
+          <w:b w:val="0"/>
+        </w:rPr>
+        <w:t>: your choices (concept, lead, money, release) next to the outcome (opening weekend, worldwide box office, critics, revenue, NPV), then one line per reason: how much Star Power and your source or revived IP added to the opening, whether audience demand came in weak, expected, or breakout, what the critics' score unlocked, and any random event by name.</w:t>
       </w:r>
     </w:p>
     <w:p>
@@ -2091,6 +2384,23 @@
           <w:b w:val="0"/>
         </w:rPr>
         <w:t>: production trouble, word-of-mouth or piracy swings, and unexpected merchandise wins.</w:t>
+      </w:r>
+    </w:p>
+    <w:p>
+      <w:pPr>
+        <w:pStyle w:val="ListBullet"/>
+      </w:pPr>
+      <w:r>
+        <w:rPr>
+          <w:b/>
+        </w:rPr>
+        <w:t>🎬 Your Slate So Far</w:t>
+      </w:r>
+      <w:r>
+        <w:rPr>
+          <w:b w:val="0"/>
+        </w:rPr>
+        <w:t>: one row per film you've made, so you can compare them side by side. Other teams' results are on the leaderboard.</w:t>
       </w:r>
     </w:p>
     <w:p>
@@ -2706,7 +3016,7 @@
                 <w:b w:val="0"/>
                 <w:sz w:val="20"/>
               </w:rPr>
-              <w:t>Don't make the same movie five times.</w:t>
+              <w:t>Don't make the same movie four times.</w:t>
             </w:r>
           </w:p>
         </w:tc>
@@ -2818,7 +3128,7 @@
         <w:rPr>
           <w:b/>
         </w:rPr>
-        <w:t>Five sequels in a row.</w:t>
+        <w:t>Sequel after sequel.</w:t>
       </w:r>
       <w:r>
         <w:rPr>
@@ -2842,6 +3152,40 @@
           <w:b w:val="0"/>
         </w:rPr>
         <w:t xml:space="preserve"> You can't Simulate until you've run it.</w:t>
+      </w:r>
+    </w:p>
+    <w:p>
+      <w:pPr>
+        <w:pStyle w:val="ListBullet"/>
+      </w:pPr>
+      <w:r>
+        <w:rPr>
+          <w:b/>
+        </w:rPr>
+        <w:t>Missing a required step.</w:t>
+      </w:r>
+      <w:r>
+        <w:rPr>
+          <w:b w:val="0"/>
+        </w:rPr>
+        <w:t xml:space="preserve"> If ▶ Simulate is locked, check the step bar at the top for a step without a ✓.</w:t>
+      </w:r>
+    </w:p>
+    <w:p>
+      <w:pPr>
+        <w:pStyle w:val="ListBullet"/>
+      </w:pPr>
+      <w:r>
+        <w:rPr>
+          <w:b/>
+        </w:rPr>
+        <w:t>Holding an actor and never casting them.</w:t>
+      </w:r>
+      <w:r>
+        <w:rPr>
+          <w:b w:val="0"/>
+        </w:rPr>
+        <w:t xml:space="preserve"> A held actor's bonus only applies if you pick them as Lead Actor next cycle.</w:t>
       </w:r>
     </w:p>
     <w:p>
@@ -3150,6 +3494,36 @@
                 <w:sz w:val="20"/>
               </w:rPr>
               <w:t>Releasing in theaters and on streaming on the same day.</w:t>
+            </w:r>
+          </w:p>
+        </w:tc>
+      </w:tr>
+      <w:tr>
+        <w:tc>
+          <w:tcPr>
+            <w:tcW w:type="dxa" w:w="2304"/>
+          </w:tcPr>
+          <w:p>
+            <w:r>
+              <w:rPr>
+                <w:b/>
+                <w:sz w:val="20"/>
+              </w:rPr>
+              <w:t>Library IP</w:t>
+            </w:r>
+          </w:p>
+        </w:tc>
+        <w:tc>
+          <w:tcPr>
+            <w:tcW w:type="dxa" w:w="7056"/>
+          </w:tcPr>
+          <w:p>
+            <w:r>
+              <w:rPr>
+                <w:b w:val="0"/>
+                <w:sz w:val="20"/>
+              </w:rPr>
+              <w:t>A title Universal already owns (Jaws, Shrek, The Mummy...). Reviving one brings a built-in audience and a legacy fee.</w:t>
             </w:r>
           </w:p>
         </w:tc>

--- a/docs/The_Slate_Student_Guide_Movies.docx
+++ b/docs/The_Slate_Student_Guide_Movies.docx
@@ -599,13 +599,25 @@
         <w:rPr>
           <w:b/>
         </w:rPr>
-        <w:t>Run the Theatrical Simulation</w:t>
+        <w:t>Fill in your film's row in the Release Plan table</w:t>
       </w:r>
       <w:r>
         <w:rPr>
           <w:b w:val="0"/>
         </w:rPr>
-        <w:t xml:space="preserve"> (part of step 6) and respond to anything it asks.</w:t>
+        <w:t xml:space="preserve"> (step 6), click </w:t>
+      </w:r>
+      <w:r>
+        <w:rPr>
+          <w:b/>
+        </w:rPr>
+        <w:t>🎬 Theatrical Sim</w:t>
+      </w:r>
+      <w:r>
+        <w:rPr>
+          <w:b w:val="0"/>
+        </w:rPr>
+        <w:t>, then set PVOD and Pay-1 and choose Pay-2 for any earlier film that's due.</w:t>
       </w:r>
     </w:p>
     <w:p>
@@ -1969,7 +1981,39 @@
         <w:pStyle w:val="Heading2"/>
       </w:pPr>
       <w:r>
-        <w:t>6 · Release Strategy  (required)</w:t>
+        <w:t>6 · Release Plan — Your Slate  (required)</w:t>
+      </w:r>
+    </w:p>
+    <w:p>
+      <w:r>
+        <w:rPr>
+          <w:b w:val="0"/>
+        </w:rPr>
+        <w:t xml:space="preserve">One table, </w:t>
+      </w:r>
+      <w:r>
+        <w:rPr>
+          <w:b/>
+        </w:rPr>
+        <w:t>one row per film</w:t>
+      </w:r>
+      <w:r>
+        <w:rPr>
+          <w:b w:val="0"/>
+        </w:rPr>
+        <w:t xml:space="preserve"> in your slate, with each film's windows in the order they open: Season → Release → Run (days) → PVOD price → Pay-1 → Pay-2 → Status. Earlier films' rows show what you chose and how they did; later rows are placeholders until you greenlight them. Fill in </w:t>
+      </w:r>
+      <w:r>
+        <w:rPr>
+          <w:b/>
+        </w:rPr>
+        <w:t>this film's row</w:t>
+      </w:r>
+      <w:r>
+        <w:rPr>
+          <w:b w:val="0"/>
+        </w:rPr>
+        <w:t>:</w:t>
       </w:r>
     </w:p>
     <w:p>
@@ -1987,13 +2031,13 @@
         <w:rPr>
           <w:b/>
         </w:rPr>
-        <w:t>Pick a Debut Season.</w:t>
+        <w:t>Season</w:t>
       </w:r>
       <w:r>
         <w:rPr>
           <w:b w:val="0"/>
         </w:rPr>
-        <w:t xml:space="preserve"> Summer Tentpole and Holiday open bigger. Fall/Awards opens softer but is the path to awards. Off-Peak is neutral.</w:t>
+        <w:t>: Summer Tentpole and Holiday open bigger. Fall/Awards opens softer but is the path to awards. Off-Peak is neutral.</w:t>
       </w:r>
     </w:p>
     <w:p>
@@ -2011,13 +2055,13 @@
         <w:rPr>
           <w:b/>
         </w:rPr>
-        <w:t>Pick a release strategy</w:t>
+        <w:t>Release</w:t>
       </w:r>
       <w:r>
         <w:rPr>
           <w:b w:val="0"/>
         </w:rPr>
-        <w:t xml:space="preserve"> (from Cycle 3 on; Cycles 1–2 are Wide Theatrical only). </w:t>
+        <w:t xml:space="preserve"> (from Cycle 3 on; earlier films are Wide Theatrical only). The line under the table shows each option's risk-adjusted NPV for this film. </w:t>
       </w:r>
       <w:r>
         <w:rPr>
@@ -2041,7 +2085,7 @@
         <w:rPr>
           <w:b w:val="0"/>
         </w:rPr>
-        <w:t xml:space="preserve"> opens in about 600 theaters and expands on word of mouth; it's the strongest choice for drama and awards titles. </w:t>
+        <w:t xml:space="preserve"> opens small and expands on word of mouth; it's the strongest choice for drama and awards titles. </w:t>
       </w:r>
       <w:r>
         <w:rPr>
@@ -2053,7 +2097,7 @@
         <w:rPr>
           <w:b w:val="0"/>
         </w:rPr>
-        <w:t xml:space="preserve"> premieres in theaters and on Peacock together: it gives up box office, but a Peacock premiere is valuable in itself, so it can win for horror and comedy.</w:t>
+        <w:t xml:space="preserve"> premieres in theaters and on Peacock together: it gives up box office, but a Peacock premiere is valuable in itself.</w:t>
       </w:r>
     </w:p>
     <w:p>
@@ -2071,13 +2115,13 @@
         <w:rPr>
           <w:b/>
         </w:rPr>
-        <w:t>Click 🎬 Run Theatrical Simulation.</w:t>
+        <w:t>Run (days)</w:t>
       </w:r>
       <w:r>
         <w:rPr>
           <w:b w:val="0"/>
         </w:rPr>
-        <w:t xml:space="preserve"> This is required, and it locks in how the movie does in theaters.</w:t>
+        <w:t>: how long the film stays in theaters. Longer runs earn more box office, with diminishing returns, but delay every later window.</w:t>
       </w:r>
     </w:p>
     <w:p>
@@ -2095,49 +2139,13 @@
         <w:rPr>
           <w:b/>
         </w:rPr>
-        <w:t>Pay-1 Window Licensing</w:t>
+        <w:t>Click 🎬 Theatrical Sim</w:t>
       </w:r>
       <w:r>
         <w:rPr>
           <w:b w:val="0"/>
         </w:rPr>
-        <w:t xml:space="preserve">: keep the first streaming window on Peacock, license it for a flat fee, or click </w:t>
-      </w:r>
-      <w:r>
-        <w:rPr>
-          <w:b/>
-        </w:rPr>
-        <w:t>🏷️ Shop This Window to Competitive Bid</w:t>
-      </w:r>
-      <w:r>
-        <w:rPr>
-          <w:b w:val="0"/>
-        </w:rPr>
-        <w:t xml:space="preserve">. You can accept </w:t>
-      </w:r>
-      <w:r>
-        <w:rPr>
-          <w:b/>
-        </w:rPr>
-        <w:t>any</w:t>
-      </w:r>
-      <w:r>
-        <w:rPr>
-          <w:b w:val="0"/>
-        </w:rPr>
-        <w:t xml:space="preserve"> bid, not just the highest: each comes with a 12- or 18-month term, and a shorter term returns the movie to Peacock sooner, so a lower bid can be worth more. Don't like the offers? </w:t>
-      </w:r>
-      <w:r>
-        <w:rPr>
-          <w:b/>
-        </w:rPr>
-        <w:t>🔁 Reject All &amp; Take It Back to Market</w:t>
-      </w:r>
-      <w:r>
-        <w:rPr>
-          <w:b w:val="0"/>
-        </w:rPr>
-        <w:t xml:space="preserve"> once; the new bids usually come in lower.</w:t>
+        <w:t xml:space="preserve"> in the Status column. This is required, and it locks in how the movie does in theaters, its reviews, and any surprises.</w:t>
       </w:r>
     </w:p>
     <w:p>
@@ -2155,13 +2163,37 @@
         <w:rPr>
           <w:b/>
         </w:rPr>
-        <w:t>Set the PVOD price</w:t>
+        <w:t>PVOD price</w:t>
       </w:r>
       <w:r>
         <w:rPr>
           <w:b w:val="0"/>
         </w:rPr>
-        <w:t xml:space="preserve"> (renting or buying at home while the movie is still new).</w:t>
+        <w:t xml:space="preserve"> (renting or buying at home while the movie is still new): set it within the band your real opening supports. If viewers later reject your price, choose </w:t>
+      </w:r>
+      <w:r>
+        <w:rPr>
+          <w:b/>
+        </w:rPr>
+        <w:t>Hold</w:t>
+      </w:r>
+      <w:r>
+        <w:rPr>
+          <w:b w:val="0"/>
+        </w:rPr>
+        <w:t xml:space="preserve"> (keep the price, accept fewer sales) or </w:t>
+      </w:r>
+      <w:r>
+        <w:rPr>
+          <w:b/>
+        </w:rPr>
+        <w:t>Cut</w:t>
+      </w:r>
+      <w:r>
+        <w:rPr>
+          <w:b w:val="0"/>
+        </w:rPr>
+        <w:t xml:space="preserve"> (lower it to win back volume) under the table.</w:t>
       </w:r>
     </w:p>
     <w:p>
@@ -2179,37 +2211,109 @@
         <w:rPr>
           <w:b/>
         </w:rPr>
-        <w:t>PVOD Market Acceptance Checks</w:t>
+        <w:t>Pay-1</w:t>
       </w:r>
       <w:r>
         <w:rPr>
           <w:b w:val="0"/>
         </w:rPr>
-        <w:t xml:space="preserve">: if viewers reject your price, choose </w:t>
+        <w:t xml:space="preserve"> (first streaming window): keep it on Peacock or license it to a platform for a flat fee. Or, under the table, click </w:t>
       </w:r>
       <w:r>
         <w:rPr>
           <w:b/>
         </w:rPr>
-        <w:t>Hold</w:t>
+        <w:t>🏷️ Shop This Window to Competitive Bid</w:t>
       </w:r>
       <w:r>
         <w:rPr>
           <w:b w:val="0"/>
         </w:rPr>
-        <w:t xml:space="preserve"> (keep the price and accept fewer sales) or </w:t>
+        <w:t xml:space="preserve"> and accept </w:t>
       </w:r>
       <w:r>
         <w:rPr>
           <w:b/>
         </w:rPr>
-        <w:t>Cut</w:t>
+        <w:t>any</w:t>
       </w:r>
       <w:r>
         <w:rPr>
           <w:b w:val="0"/>
         </w:rPr>
-        <w:t xml:space="preserve"> (lower the price to win back volume).</w:t>
+        <w:t xml:space="preserve"> bid, not just the highest: each has a 12- or 18-month term, and a shorter term returns the film to Peacock sooner. Don't like the offers? </w:t>
+      </w:r>
+      <w:r>
+        <w:rPr>
+          <w:b/>
+        </w:rPr>
+        <w:t>🔁 Reject All &amp; Take It Back to Market</w:t>
+      </w:r>
+      <w:r>
+        <w:rPr>
+          <w:b w:val="0"/>
+        </w:rPr>
+        <w:t xml:space="preserve"> once; new bids usually come in lower.</w:t>
+      </w:r>
+    </w:p>
+    <w:p>
+      <w:pPr>
+        <w:ind w:left="504" w:hanging="432"/>
+      </w:pPr>
+      <w:r>
+        <w:rPr>
+          <w:b/>
+          <w:color w:val="1A6BB5"/>
+        </w:rPr>
+        <w:t xml:space="preserve">7.  </w:t>
+      </w:r>
+      <w:r>
+        <w:rPr>
+          <w:b/>
+        </w:rPr>
+        <w:t>Pay-2</w:t>
+      </w:r>
+      <w:r>
+        <w:rPr>
+          <w:b w:val="0"/>
+        </w:rPr>
+        <w:t xml:space="preserve"> (second window, a couple of years after release): decided </w:t>
+      </w:r>
+      <w:r>
+        <w:rPr>
+          <w:b/>
+        </w:rPr>
+        <w:t>the cycle after release</w:t>
+      </w:r>
+      <w:r>
+        <w:rPr>
+          <w:b w:val="0"/>
+        </w:rPr>
+        <w:t xml:space="preserve">. Each new cycle, every earlier film whose Pay-2 is due shows a </w:t>
+      </w:r>
+      <w:r>
+        <w:rPr>
+          <w:b/>
+        </w:rPr>
+        <w:t>⚠ Choose…</w:t>
+      </w:r>
+      <w:r>
+        <w:rPr>
+          <w:b w:val="0"/>
+        </w:rPr>
+        <w:t xml:space="preserve"> cell in its row. Each option shows how much it changes that film's NPV versus keeping it on Peacock, and your choice updates that film's result right away. On your </w:t>
+      </w:r>
+      <w:r>
+        <w:rPr>
+          <w:b/>
+        </w:rPr>
+        <w:t>final</w:t>
+      </w:r>
+      <w:r>
+        <w:rPr>
+          <w:b w:val="0"/>
+        </w:rPr>
+        <w:t xml:space="preserve"> film, you choose Pay-2 in its own row.</w:t>
       </w:r>
     </w:p>
     <w:tbl>
@@ -2260,7 +2364,7 @@
               <w:rPr>
                 <w:b w:val="0"/>
               </w:rPr>
-              <w:t xml:space="preserve"> button stays locked until every step in the bar has a ✓: a signed partnership, an optioned concept, a festival bid, an actor hold (except on your final film), a Logline, and the Theatrical Simulation, plus an answer to any PVOD rejection. The list under the button names each missing step.</w:t>
+              <w:t xml:space="preserve"> button stays locked until every step in the bar has a ✓: a signed partnership, an optioned concept, a festival bid, an actor hold (except on your final film), a Logline, Pay-2 for any earlier film that's due, and the Theatrical Sim, plus an answer to any PVOD rejection. The list under the button names each missing step.</w:t>
             </w:r>
           </w:p>
         </w:tc>
@@ -2400,7 +2504,7 @@
         <w:rPr>
           <w:b w:val="0"/>
         </w:rPr>
-        <w:t>: one row per film you've made, so you can compare them side by side. Other teams' results are on the leaderboard.</w:t>
+        <w:t>: one row per film you've made (including its run length), so you can compare them side by side. A film's NPV can still move one cycle later, when you choose its Pay-2 deal. Other teams' results are on the leaderboard.</w:t>
       </w:r>
     </w:p>
     <w:p>
@@ -3145,13 +3249,13 @@
         <w:rPr>
           <w:b/>
         </w:rPr>
-        <w:t>Forgetting the Theatrical Simulation.</w:t>
+        <w:t>Forgetting the Theatrical Sim.</w:t>
       </w:r>
       <w:r>
         <w:rPr>
           <w:b w:val="0"/>
         </w:rPr>
-        <w:t xml:space="preserve"> You can't Simulate until you've run it.</w:t>
+        <w:t xml:space="preserve"> You can't Simulate until you've clicked 🎬 Theatrical Sim in the Release Plan table.</w:t>
       </w:r>
     </w:p>
     <w:p>

--- a/docs/The_Slate_Student_Guide_Movies.docx
+++ b/docs/The_Slate_Student_Guide_Movies.docx
@@ -1176,7 +1176,7 @@
         <w:pStyle w:val="Heading2"/>
       </w:pPr>
       <w:r>
-        <w:t>1 · Studio Partnerships  (required, sign once)</w:t>
+        <w:t>1 · Studio Partnerships  (required: sign, then renew or replace each cycle)</w:t>
       </w:r>
     </w:p>
     <w:p>
@@ -1184,7 +1184,7 @@
         <w:rPr>
           <w:b w:val="0"/>
         </w:rPr>
-        <w:t xml:space="preserve">Sign a long-term deal with a production company. Once signed it lasts your whole slate and gives every movie in that company's specialty genre either </w:t>
+        <w:t xml:space="preserve">Sign a long-term deal with a production company. It gives every movie in that company's specialty genre either </w:t>
       </w:r>
       <w:r>
         <w:rPr>
@@ -1220,19 +1220,43 @@
         <w:rPr>
           <w:b w:val="0"/>
         </w:rPr>
-        <w:t xml:space="preserve"> to commit. </w:t>
+        <w:t xml:space="preserve"> to commit. From the next cycle on, the company asks for a </w:t>
       </w:r>
       <w:r>
         <w:rPr>
           <w:b/>
         </w:rPr>
-        <w:t>Watch out:</w:t>
+        <w:t>renewal fee</w:t>
       </w:r>
       <w:r>
         <w:rPr>
           <w:b w:val="0"/>
         </w:rPr>
-        <w:t xml:space="preserve"> companies you wait on can be signed by a rival studio and lost for good.</w:t>
+        <w:t xml:space="preserve"> each cycle, and more after a hit, since they know their worth. </w:t>
+      </w:r>
+      <w:r>
+        <w:rPr>
+          <w:b/>
+        </w:rPr>
+        <w:t>Renew</w:t>
+      </w:r>
+      <w:r>
+        <w:rPr>
+          <w:b w:val="0"/>
+        </w:rPr>
+        <w:t xml:space="preserve">, or </w:t>
+      </w:r>
+      <w:r>
+        <w:rPr>
+          <w:b/>
+        </w:rPr>
+        <w:t>Let them go</w:t>
+      </w:r>
+      <w:r>
+        <w:rPr>
+          <w:b w:val="0"/>
+        </w:rPr>
+        <w:t>: the bonus ends, and a rival studio will probably sign them on the spot. You can then sign a different company at its full price. Companies nobody signs can also be taken by a rival.</w:t>
       </w:r>
     </w:p>
     <w:tbl>
@@ -1331,7 +1355,19 @@
         <w:rPr>
           <w:b w:val="0"/>
         </w:rPr>
-        <w:t xml:space="preserve"> ready-made movie ideas each cycle. Click </w:t>
+        <w:t xml:space="preserve"> ready-made movie ideas each cycle. Each card has a </w:t>
+      </w:r>
+      <w:r>
+        <w:rPr>
+          <w:b/>
+        </w:rPr>
+        <w:t>scout's read</w:t>
+      </w:r>
+      <w:r>
+        <w:rPr>
+          <w:b w:val="0"/>
+        </w:rPr>
+        <w:t xml:space="preserve">: an audience-demand estimate in stars (it can be off by one star; paid Research gives the real signal), how risky the genre is (Steady, Moderate, Volatile), and what the concept earns as scouted on a weak and an expected run. Click </w:t>
       </w:r>
       <w:r>
         <w:rPr>
@@ -1343,7 +1379,19 @@
         <w:rPr>
           <w:b w:val="0"/>
         </w:rPr>
-        <w:t xml:space="preserve"> on at least one; it fills in your Greenlight form, and you can still change anything there. You still make only one movie per cycle, so optioning a second idea just overwrites the form. Ideas you skip may be made by a rival studio before the next cycle.</w:t>
+        <w:t xml:space="preserve"> on at least one; it fills in your Greenlight form, and you can still change anything there. Ideas you skip may be made by a rival studio before the next cycle; one marked </w:t>
+      </w:r>
+      <w:r>
+        <w:rPr>
+          <w:b/>
+        </w:rPr>
+        <w:t>🔥 [Studio] is circling</w:t>
+      </w:r>
+      <w:r>
+        <w:rPr>
+          <w:b w:val="0"/>
+        </w:rPr>
+        <w:t xml:space="preserve"> is very likely to be gone.</w:t>
       </w:r>
     </w:p>
     <w:p>
@@ -1359,7 +1407,19 @@
         <w:rPr>
           <w:b w:val="0"/>
         </w:rPr>
-        <w:t xml:space="preserve">Sundance, TIFF, and Cannes each offer one finished film with its reviews already known. Enter a bid on at least one and click </w:t>
+        <w:t xml:space="preserve">Sundance, TIFF, and Cannes each offer one finished film with its reviews already known. Each card shows your analysts' </w:t>
+      </w:r>
+      <w:r>
+        <w:rPr>
+          <w:b/>
+        </w:rPr>
+        <w:t>break-even bid</w:t>
+      </w:r>
+      <w:r>
+        <w:rPr>
+          <w:b w:val="0"/>
+        </w:rPr>
+        <w:t xml:space="preserve">: the most you can pay and still make money on a weak run, and on an expected run. It also shows how many rival studios screened it (🔥 Hot, 👀 Warm, 😴 Quiet). Enter a bid on at least one and click </w:t>
       </w:r>
       <w:r>
         <w:rPr>
@@ -1371,7 +1431,19 @@
         <w:rPr>
           <w:b w:val="0"/>
         </w:rPr>
-        <w:t xml:space="preserve">. Bids are sealed: rival studios bid too, and the highest bid wins and pays what it bid. You see the result right away. A film you win joins your pipeline as an extra release; it does </w:t>
+        <w:t xml:space="preserve">. Bids are sealed: the highest bid wins and pays what it bid. Hot films draw more bidders, so winning one often means overpaying (the </w:t>
+      </w:r>
+      <w:r>
+        <w:rPr>
+          <w:b/>
+        </w:rPr>
+        <w:t>winner's curse</w:t>
+      </w:r>
+      <w:r>
+        <w:rPr>
+          <w:b w:val="0"/>
+        </w:rPr>
+        <w:t xml:space="preserve">). You see the result, and what the film went on to earn, right away. A film you win joins your pipeline as an extra release; it does </w:t>
       </w:r>
       <w:r>
         <w:rPr>
@@ -2061,7 +2133,7 @@
         <w:rPr>
           <w:b w:val="0"/>
         </w:rPr>
-        <w:t xml:space="preserve"> (from Cycle 3 on; earlier films are Wide Theatrical only). The line under the table shows each option's risk-adjusted NPV for this film. </w:t>
+        <w:t xml:space="preserve"> (from Film 2 on; Film 1 is Wide Theatrical only). The line under the table shows each option's risk-adjusted NPV for this film. </w:t>
       </w:r>
       <w:r>
         <w:rPr>
@@ -2277,7 +2349,7 @@
         <w:rPr>
           <w:b w:val="0"/>
         </w:rPr>
-        <w:t xml:space="preserve"> (second window, a couple of years after release): decided </w:t>
+        <w:t xml:space="preserve"> (second window, about 4 years after release): decided </w:t>
       </w:r>
       <w:r>
         <w:rPr>
@@ -2289,7 +2361,7 @@
         <w:rPr>
           <w:b w:val="0"/>
         </w:rPr>
-        <w:t xml:space="preserve">. Each new cycle, every earlier film whose Pay-2 is due shows a </w:t>
+        <w:t xml:space="preserve">, when a </w:t>
       </w:r>
       <w:r>
         <w:rPr>
@@ -2301,7 +2373,55 @@
         <w:rPr>
           <w:b w:val="0"/>
         </w:rPr>
-        <w:t xml:space="preserve"> cell in its row. Each option shows how much it changes that film's NPV versus keeping it on Peacock, and your choice updates that film's result right away. On your </w:t>
+        <w:t xml:space="preserve"> cell appears in that film's row. It's a </w:t>
+      </w:r>
+      <w:r>
+        <w:rPr>
+          <w:b/>
+        </w:rPr>
+        <w:t>gamble versus a sure thing</w:t>
+      </w:r>
+      <w:r>
+        <w:rPr>
+          <w:b w:val="0"/>
+        </w:rPr>
+        <w:t xml:space="preserve">. </w:t>
+      </w:r>
+      <w:r>
+        <w:rPr>
+          <w:b/>
+        </w:rPr>
+        <w:t>Keep (gamble)</w:t>
+      </w:r>
+      <w:r>
+        <w:rPr>
+          <w:b w:val="0"/>
+        </w:rPr>
+        <w:t xml:space="preserve">: the film stays in Peacock's catalog and earns whatever its catalog life turns out to be; better reviews make it worth more, and the line under the table shows its expected value and likely range. </w:t>
+      </w:r>
+      <w:r>
+        <w:rPr>
+          <w:b/>
+        </w:rPr>
+        <w:t>License (sure)</w:t>
+      </w:r>
+      <w:r>
+        <w:rPr>
+          <w:b w:val="0"/>
+        </w:rPr>
+        <w:t xml:space="preserve">: a guaranteed fee from Amazon Prime Video or Netflix, whose offers change each cycle. Pick one, then click </w:t>
+      </w:r>
+      <w:r>
+        <w:rPr>
+          <w:b/>
+        </w:rPr>
+        <w:t>💼 Lock Pay-2</w:t>
+      </w:r>
+      <w:r>
+        <w:rPr>
+          <w:b w:val="0"/>
+        </w:rPr>
+        <w:t xml:space="preserve"> in the Status column. Locking is final and reveals Keep's outcome. On your </w:t>
       </w:r>
       <w:r>
         <w:rPr>
@@ -2313,7 +2433,7 @@
         <w:rPr>
           <w:b w:val="0"/>
         </w:rPr>
-        <w:t xml:space="preserve"> film, you choose Pay-2 in its own row.</w:t>
+        <w:t xml:space="preserve"> film, you choose Pay-2 in its own row and the outcome is revealed at Simulate.</w:t>
       </w:r>
     </w:p>
     <w:tbl>

--- a/docs/The_Slate_Student_Guide_Movies.docx
+++ b/docs/The_Slate_Student_Guide_Movies.docx
@@ -2391,25 +2391,25 @@
         <w:rPr>
           <w:b/>
         </w:rPr>
-        <w:t>Keep (gamble)</w:t>
+        <w:t>🎲 Keep</w:t>
       </w:r>
       <w:r>
         <w:rPr>
           <w:b w:val="0"/>
         </w:rPr>
-        <w:t xml:space="preserve">: the film stays in Peacock's catalog and earns whatever its catalog life turns out to be; better reviews make it worth more, and the line under the table shows its expected value and likely range. </w:t>
+        <w:t xml:space="preserve"> (the gamble): the film stays in Peacock's catalog and earns whatever its catalog life turns out to be; better reviews make it worth more, and the line under the table shows its expected value and likely range. </w:t>
       </w:r>
       <w:r>
         <w:rPr>
           <w:b/>
         </w:rPr>
-        <w:t>License (sure)</w:t>
+        <w:t>✓ Amazon / ✓ Netflix</w:t>
       </w:r>
       <w:r>
         <w:rPr>
           <w:b w:val="0"/>
         </w:rPr>
-        <w:t xml:space="preserve">: a guaranteed fee from Amazon Prime Video or Netflix, whose offers change each cycle. Pick one, then click </w:t>
+        <w:t xml:space="preserve"> (the sure thing): a guaranteed fee from Amazon Prime Video or Netflix, whose offers change each cycle. Pick one, then click </w:t>
       </w:r>
       <w:r>
         <w:rPr>

--- a/docs/The_Slate_Student_Guide_Movies.docx
+++ b/docs/The_Slate_Student_Guide_Movies.docx
@@ -2436,6 +2436,78 @@
         <w:t xml:space="preserve"> film, you choose Pay-2 in its own row and the outcome is revealed at Simulate.</w:t>
       </w:r>
     </w:p>
+    <w:p>
+      <w:pPr>
+        <w:ind w:left="504" w:hanging="432"/>
+      </w:pPr>
+      <w:r>
+        <w:rPr>
+          <w:b/>
+          <w:color w:val="1A6BB5"/>
+        </w:rPr>
+        <w:t xml:space="preserve">8.  </w:t>
+      </w:r>
+      <w:r>
+        <w:rPr>
+          <w:b/>
+        </w:rPr>
+        <w:t>🎢 Attraction offers</w:t>
+      </w:r>
+      <w:r>
+        <w:rPr>
+          <w:b w:val="0"/>
+        </w:rPr>
+        <w:t xml:space="preserve"> (after a hit): if an earlier film earned theme-park money (an action, sci-fi, animated or family film that hit its expected run with critics at 40+), a card under the table offers to </w:t>
+      </w:r>
+      <w:r>
+        <w:rPr>
+          <w:b/>
+        </w:rPr>
+        <w:t>build a Universal Studios attraction</w:t>
+      </w:r>
+      <w:r>
+        <w:rPr>
+          <w:b w:val="0"/>
+        </w:rPr>
+        <w:t xml:space="preserve">. It shows the cost (about 35% of the film's domestic box office, $40–150M), the expected payoff and its likely range. Sequels and family films, and better reviews, make it worth more, and making a </w:t>
+      </w:r>
+      <w:r>
+        <w:rPr>
+          <w:b/>
+        </w:rPr>
+        <w:t>Sequel</w:t>
+      </w:r>
+      <w:r>
+        <w:rPr>
+          <w:b w:val="0"/>
+        </w:rPr>
+        <w:t xml:space="preserve"> in that genre later adds 30%. Click </w:t>
+      </w:r>
+      <w:r>
+        <w:rPr>
+          <w:b/>
+        </w:rPr>
+        <w:t>🎢 Build</w:t>
+      </w:r>
+      <w:r>
+        <w:rPr>
+          <w:b w:val="0"/>
+        </w:rPr>
+        <w:t xml:space="preserve"> or </w:t>
+      </w:r>
+      <w:r>
+        <w:rPr>
+          <w:b/>
+        </w:rPr>
+        <w:t>Pass</w:t>
+      </w:r>
+      <w:r>
+        <w:rPr>
+          <w:b w:val="0"/>
+        </w:rPr>
+        <w:t>: one chance, the outcome is revealed when you build, and it counts in your score.</w:t>
+      </w:r>
+    </w:p>
     <w:tbl>
       <w:tblPr>
         <w:tblW w:type="auto" w:w="0"/>
@@ -2931,7 +3003,19 @@
         <w:rPr>
           <w:b w:val="0"/>
         </w:rPr>
-        <w:t xml:space="preserve"> (what the film actually earned). A breakout helps and a flop hurts, but good decisions still matter most.</w:t>
+        <w:t xml:space="preserve"> (what the film actually earned). A breakout helps and a flop hurts, but good decisions still matter most. </w:t>
+      </w:r>
+      <w:r>
+        <w:rPr>
+          <w:b/>
+        </w:rPr>
+        <w:t>Deals count too:</w:t>
+      </w:r>
+      <w:r>
+        <w:rPr>
+          <w:b w:val="0"/>
+        </w:rPr>
+        <w:t xml:space="preserve"> partnership and renewal fees, actor holds, festival films you win, and attractions you build are added to the film made that cycle (fees subtract, wins add). The Your Slate table shows each film's NPV and its Deals side by side.</w:t>
       </w:r>
     </w:p>
     <w:tbl>

--- a/docs/The_Slate_Student_Guide_Movies.docx
+++ b/docs/The_Slate_Student_Guide_Movies.docx
@@ -698,7 +698,7 @@
               <w:rPr>
                 <w:b w:val="0"/>
               </w:rPr>
-              <w:t xml:space="preserve"> budget. If your movies average more than $20M NPV in a cycle, next cycle's budget grows 12%. If they lose money, it shrinks 15%. Discipline now buys you room later.</w:t>
+              <w:t xml:space="preserve"> budget. If your movies average more than $20M NPV in a cycle, next cycle's budget grows 12%. If they lose money, it shrinks 15%.</w:t>
             </w:r>
           </w:p>
         </w:tc>

--- a/docs/The_Slate_Student_Guide_Movies.docx
+++ b/docs/The_Slate_Student_Guide_Movies.docx
@@ -1913,7 +1913,7 @@
               <w:rPr>
                 <w:b w:val="0"/>
               </w:rPr>
-              <w:t xml:space="preserve"> chart. It shows </w:t>
+              <w:t xml:space="preserve"> chart, pinned on the right so you can watch them change as you edit. The chart shows </w:t>
             </w:r>
             <w:r>
               <w:rPr>
@@ -1925,7 +1925,7 @@
               <w:rPr>
                 <w:b w:val="0"/>
               </w:rPr>
-              <w:t xml:space="preserve"> for this movie: </w:t>
+              <w:t xml:space="preserve">, each labelled with its dollar value, for this movie: </w:t>
             </w:r>
             <w:r>
               <w:rPr>
@@ -1961,7 +1961,7 @@
               <w:rPr>
                 <w:b w:val="0"/>
               </w:rPr>
-              <w:t xml:space="preserve"> (a breakout). Each point is that outcome's NPV: the movie's revenue in today's dollars </w:t>
+              <w:t xml:space="preserve"> (a breakout). Each is that outcome's NPV: the movie's revenue in today's dollars </w:t>
             </w:r>
             <w:r>
               <w:rPr>

--- a/docs/The_Slate_Student_Guide_Movies.docx
+++ b/docs/The_Slate_Student_Guide_Movies.docx
@@ -605,19 +605,19 @@
         <w:rPr>
           <w:b w:val="0"/>
         </w:rPr>
-        <w:t xml:space="preserve"> (step 6), click </w:t>
+        <w:t xml:space="preserve"> (step 6), click the big </w:t>
       </w:r>
       <w:r>
         <w:rPr>
           <w:b/>
         </w:rPr>
-        <w:t>🎬 Theatrical Sim</w:t>
+        <w:t>🎬 Run Theatrical Simulation</w:t>
       </w:r>
       <w:r>
         <w:rPr>
           <w:b w:val="0"/>
         </w:rPr>
-        <w:t>, then set PVOD and Pay-1 and choose Pay-2 for any earlier film that's due.</w:t>
+        <w:t xml:space="preserve"> button under the table, then set PVOD and Pay-1 and choose Pay-2 for any earlier film that's due.</w:t>
       </w:r>
     </w:p>
     <w:p>
@@ -2211,13 +2211,13 @@
         <w:rPr>
           <w:b/>
         </w:rPr>
-        <w:t>Click 🎬 Theatrical Sim</w:t>
+        <w:t>Click the big 🎬 Run Theatrical Simulation button</w:t>
       </w:r>
       <w:r>
         <w:rPr>
           <w:b w:val="0"/>
         </w:rPr>
-        <w:t xml:space="preserve"> in the Status column. This is required, and it locks in how the movie does in theaters, its reviews, and any surprises.</w:t>
+        <w:t xml:space="preserve"> right under the table. This is required, and it locks in how the movie does in theaters, its reviews, and any surprises.</w:t>
       </w:r>
     </w:p>
     <w:p>
@@ -3453,13 +3453,13 @@
         <w:rPr>
           <w:b/>
         </w:rPr>
-        <w:t>Forgetting the Theatrical Sim.</w:t>
+        <w:t>Forgetting the Theatrical Simulation.</w:t>
       </w:r>
       <w:r>
         <w:rPr>
           <w:b w:val="0"/>
         </w:rPr>
-        <w:t xml:space="preserve"> You can't Simulate until you've clicked 🎬 Theatrical Sim in the Release Plan table.</w:t>
+        <w:t xml:space="preserve"> You can't Simulate until you've clicked 🎬 Run Theatrical Simulation under the Release Plan table.</w:t>
       </w:r>
     </w:p>
     <w:p>

--- a/docs/The_Slate_Student_Guide_Movies.docx
+++ b/docs/The_Slate_Student_Guide_Movies.docx
@@ -2343,97 +2343,25 @@
         <w:rPr>
           <w:b/>
         </w:rPr>
-        <w:t>Pay-2</w:t>
+        <w:t>Why the windows work this way:</w:t>
       </w:r>
       <w:r>
         <w:rPr>
           <w:b w:val="0"/>
         </w:rPr>
-        <w:t xml:space="preserve"> (second window, about 4 years after release): decided </w:t>
+        <w:t xml:space="preserve"> Pay-1 (about 18 months) is the first exclusive streaming window. Studios without a big streamer sell it (Sony licenses Pay-1 to Netflix); studios with one keep films in house (Disney+, Max, Paramount+). Universal sits in between: films start on Peacock, part of the window is licensed out, then they return. </w:t>
       </w:r>
       <w:r>
         <w:rPr>
           <w:b/>
         </w:rPr>
-        <w:t>the cycle after release</w:t>
+        <w:t>Pay-2</w:t>
       </w:r>
       <w:r>
         <w:rPr>
           <w:b w:val="0"/>
         </w:rPr>
-        <w:t xml:space="preserve">, when a </w:t>
-      </w:r>
-      <w:r>
-        <w:rPr>
-          <w:b/>
-        </w:rPr>
-        <w:t>⚠ Choose…</w:t>
-      </w:r>
-      <w:r>
-        <w:rPr>
-          <w:b w:val="0"/>
-        </w:rPr>
-        <w:t xml:space="preserve"> cell appears in that film's row. It's a </w:t>
-      </w:r>
-      <w:r>
-        <w:rPr>
-          <w:b/>
-        </w:rPr>
-        <w:t>gamble versus a sure thing</w:t>
-      </w:r>
-      <w:r>
-        <w:rPr>
-          <w:b w:val="0"/>
-        </w:rPr>
-        <w:t xml:space="preserve">. </w:t>
-      </w:r>
-      <w:r>
-        <w:rPr>
-          <w:b/>
-        </w:rPr>
-        <w:t>🎲 Keep</w:t>
-      </w:r>
-      <w:r>
-        <w:rPr>
-          <w:b w:val="0"/>
-        </w:rPr>
-        <w:t xml:space="preserve"> (the gamble): the film stays in Peacock's catalog and earns whatever its catalog life turns out to be; better reviews make it worth more, and the line under the table shows its expected value and likely range. </w:t>
-      </w:r>
-      <w:r>
-        <w:rPr>
-          <w:b/>
-        </w:rPr>
-        <w:t>✓ Amazon / ✓ Netflix</w:t>
-      </w:r>
-      <w:r>
-        <w:rPr>
-          <w:b w:val="0"/>
-        </w:rPr>
-        <w:t xml:space="preserve"> (the sure thing): a guaranteed fee from Amazon Prime Video or Netflix, whose offers change each cycle. Pick one, then click </w:t>
-      </w:r>
-      <w:r>
-        <w:rPr>
-          <w:b/>
-        </w:rPr>
-        <w:t>💼 Lock Pay-2</w:t>
-      </w:r>
-      <w:r>
-        <w:rPr>
-          <w:b w:val="0"/>
-        </w:rPr>
-        <w:t xml:space="preserve"> in the Status column. Locking is final and reveals Keep's outcome. On your </w:t>
-      </w:r>
-      <w:r>
-        <w:rPr>
-          <w:b/>
-        </w:rPr>
-        <w:t>final</w:t>
-      </w:r>
-      <w:r>
-        <w:rPr>
-          <w:b w:val="0"/>
-        </w:rPr>
-        <w:t xml:space="preserve"> film, you choose Pay-2 in its own row and the outcome is revealed at Simulate.</w:t>
+        <w:t xml:space="preserve"> comes after Pay-1, when production and P&amp;A were paid long ago, so a Pay-2 licence fee is almost pure, high-margin profit.</w:t>
       </w:r>
     </w:p>
     <w:p>
@@ -2446,6 +2374,114 @@
           <w:color w:val="1A6BB5"/>
         </w:rPr>
         <w:t xml:space="preserve">8.  </w:t>
+      </w:r>
+      <w:r>
+        <w:rPr>
+          <w:b/>
+        </w:rPr>
+        <w:t>Pay-2</w:t>
+      </w:r>
+      <w:r>
+        <w:rPr>
+          <w:b w:val="0"/>
+        </w:rPr>
+        <w:t xml:space="preserve"> (second window, about 4 years after release): decided </w:t>
+      </w:r>
+      <w:r>
+        <w:rPr>
+          <w:b/>
+        </w:rPr>
+        <w:t>the cycle after release</w:t>
+      </w:r>
+      <w:r>
+        <w:rPr>
+          <w:b w:val="0"/>
+        </w:rPr>
+        <w:t xml:space="preserve">, when a </w:t>
+      </w:r>
+      <w:r>
+        <w:rPr>
+          <w:b/>
+        </w:rPr>
+        <w:t>⚠ Choose…</w:t>
+      </w:r>
+      <w:r>
+        <w:rPr>
+          <w:b w:val="0"/>
+        </w:rPr>
+        <w:t xml:space="preserve"> cell appears in that film's row. It's a </w:t>
+      </w:r>
+      <w:r>
+        <w:rPr>
+          <w:b/>
+        </w:rPr>
+        <w:t>gamble versus a sure thing</w:t>
+      </w:r>
+      <w:r>
+        <w:rPr>
+          <w:b w:val="0"/>
+        </w:rPr>
+        <w:t xml:space="preserve">. </w:t>
+      </w:r>
+      <w:r>
+        <w:rPr>
+          <w:b/>
+        </w:rPr>
+        <w:t>🎲 Keep</w:t>
+      </w:r>
+      <w:r>
+        <w:rPr>
+          <w:b w:val="0"/>
+        </w:rPr>
+        <w:t xml:space="preserve"> (the gamble): the film stays in Peacock's catalog and earns whatever its catalog life turns out to be; better reviews make it worth more, and the line under the table shows its expected value and likely range. </w:t>
+      </w:r>
+      <w:r>
+        <w:rPr>
+          <w:b/>
+        </w:rPr>
+        <w:t>✓ Amazon / ✓ Netflix</w:t>
+      </w:r>
+      <w:r>
+        <w:rPr>
+          <w:b w:val="0"/>
+        </w:rPr>
+        <w:t xml:space="preserve"> (the sure thing): a guaranteed fee from Amazon Prime Video or Netflix, whose offers change each cycle. Pick one, then click </w:t>
+      </w:r>
+      <w:r>
+        <w:rPr>
+          <w:b/>
+        </w:rPr>
+        <w:t>💼 Lock Pay-2</w:t>
+      </w:r>
+      <w:r>
+        <w:rPr>
+          <w:b w:val="0"/>
+        </w:rPr>
+        <w:t xml:space="preserve"> in the Status column. Locking is final and reveals Keep's outcome. On your </w:t>
+      </w:r>
+      <w:r>
+        <w:rPr>
+          <w:b/>
+        </w:rPr>
+        <w:t>final</w:t>
+      </w:r>
+      <w:r>
+        <w:rPr>
+          <w:b w:val="0"/>
+        </w:rPr>
+        <w:t xml:space="preserve"> film, you choose Pay-2 in its own row and the outcome is revealed at Simulate.</w:t>
+      </w:r>
+    </w:p>
+    <w:p>
+      <w:pPr>
+        <w:ind w:left="504" w:hanging="432"/>
+      </w:pPr>
+      <w:r>
+        <w:rPr>
+          <w:b/>
+          <w:color w:val="1A6BB5"/>
+        </w:rPr>
+        <w:t xml:space="preserve">9.  </w:t>
       </w:r>
       <w:r>
         <w:rPr>

--- a/docs/The_Slate_Student_Guide_Movies.docx
+++ b/docs/The_Slate_Student_Guide_Movies.docx
@@ -575,13 +575,13 @@
         <w:rPr>
           <w:b/>
         </w:rPr>
-        <w:t>Follow the step bar</w:t>
+        <w:t>Watch the strip pinned at the top of the page.</w:t>
       </w:r>
       <w:r>
         <w:rPr>
           <w:b w:val="0"/>
         </w:rPr>
-        <w:t xml:space="preserve"> at the top of the page: ① Partnerships ② Scouted Concepts ③ Festivals ④ Greenlight ⑤ Holding Deals ⑥ Release ⑦ Simulate. Click any step to jump to it; each gets a ✓ when it's done.</w:t>
+        <w:t xml:space="preserve"> It shows your studio budget, this cycle's deals, this film's capital at risk and risk-adjusted NPV, and your slate so far, and it updates with every click. Below that are the steps: ① Partnerships ② Scouted Concepts ③ Festivals ④ Greenlight ⑤ Holding Deals ⑥ Release ⑦ Simulate. Click any step to jump to it; each gets a ✓ when it's done.</w:t>
       </w:r>
     </w:p>
     <w:p>
@@ -1616,6 +1616,23 @@
         <w:rPr>
           <w:b/>
         </w:rPr>
+        <w:t>Finish with ✅ Greenlight Film N</w:t>
+      </w:r>
+      <w:r>
+        <w:rPr>
+          <w:b w:val="0"/>
+        </w:rPr>
+        <w:t xml:space="preserve"> at the end of step 4. It becomes clickable once your pitch is written, and ticks step 4. You can still change anything before you run the simulation.</w:t>
+      </w:r>
+    </w:p>
+    <w:p>
+      <w:pPr>
+        <w:pStyle w:val="ListBullet"/>
+      </w:pPr>
+      <w:r>
+        <w:rPr>
+          <w:b/>
+        </w:rPr>
         <w:t>Optional: 🔎 Pay for Research ($4M)</w:t>
       </w:r>
       <w:r>
@@ -2133,7 +2150,7 @@
         <w:rPr>
           <w:b w:val="0"/>
         </w:rPr>
-        <w:t xml:space="preserve"> (from Film 2 on; Film 1 is Wide Theatrical only). The line under the table shows each option's risk-adjusted NPV for this film. </w:t>
+        <w:t xml:space="preserve"> (from Film 2 on; Film 1 is Wide Theatrical only). Five options, including two that skip theaters (see below). The line under the table shows each option's risk-adjusted NPV for this film. </w:t>
       </w:r>
       <w:r>
         <w:rPr>
@@ -2187,13 +2204,61 @@
         <w:rPr>
           <w:b/>
         </w:rPr>
-        <w:t>Run (days)</w:t>
+        <w:t>Straight to the home.</w:t>
       </w:r>
       <w:r>
         <w:rPr>
           <w:b w:val="0"/>
         </w:rPr>
-        <w:t>: how long the film stays in theaters. Longer runs earn more box office, with diminishing returns, but delay every later window.</w:t>
+        <w:t xml:space="preserve"> </w:t>
+      </w:r>
+      <w:r>
+        <w:rPr>
+          <w:b/>
+        </w:rPr>
+        <w:t>Direct to PVOD</w:t>
+      </w:r>
+      <w:r>
+        <w:rPr>
+          <w:b w:val="0"/>
+        </w:rPr>
+        <w:t xml:space="preserve"> skips theaters: the film premieres as a premium home rental (about $20) and Universal keeps about 80% of each rental, with no screen fees and money in weeks, but fewer people show up without a big-screen launch. It suits mid-size comedy, horror and drama. </w:t>
+      </w:r>
+      <w:r>
+        <w:rPr>
+          <w:b/>
+        </w:rPr>
+        <w:t>Direct to Peacock</w:t>
+      </w:r>
+      <w:r>
+        <w:rPr>
+          <w:b w:val="0"/>
+        </w:rPr>
+        <w:t xml:space="preserve"> skips theaters and rentals: there's no ticket or rental money, so the film's own cash never recoups its cost, and its value is what it does for Peacock. Choose a goal in the Run cell: </w:t>
+      </w:r>
+      <w:r>
+        <w:rPr>
+          <w:b/>
+        </w:rPr>
+        <w:t>🎯 Acquisition</w:t>
+      </w:r>
+      <w:r>
+        <w:rPr>
+          <w:b w:val="0"/>
+        </w:rPr>
+        <w:t xml:space="preserve"> (new subscribers; needs a big P&amp;A push; best for broad, big-scale films like animation and sci-fi) or </w:t>
+      </w:r>
+      <w:r>
+        <w:rPr>
+          <w:b/>
+        </w:rPr>
+        <w:t>🛡️ Retention</w:t>
+      </w:r>
+      <w:r>
+        <w:rPr>
+          <w:b w:val="0"/>
+        </w:rPr>
+        <w:t xml:space="preserve"> (keep current subscribers; a small P&amp;A spend gets most of the value; best for fan-driven genres like horror and comedy).</w:t>
       </w:r>
     </w:p>
     <w:p>
@@ -2211,13 +2276,13 @@
         <w:rPr>
           <w:b/>
         </w:rPr>
-        <w:t>Click the big 🎬 Run Theatrical Simulation button</w:t>
+        <w:t>Run (days)</w:t>
       </w:r>
       <w:r>
         <w:rPr>
           <w:b w:val="0"/>
         </w:rPr>
-        <w:t xml:space="preserve"> right under the table. This is required, and it locks in how the movie does in theaters, its reviews, and any surprises.</w:t>
+        <w:t>: how long the film stays in theaters (not used for the two direct releases). Longer runs earn more box office, with diminishing returns, but delay every later window.</w:t>
       </w:r>
     </w:p>
     <w:p>
@@ -2235,37 +2300,13 @@
         <w:rPr>
           <w:b/>
         </w:rPr>
-        <w:t>PVOD price</w:t>
+        <w:t>Click the big 🎬 Run Theatrical Simulation button</w:t>
       </w:r>
       <w:r>
         <w:rPr>
           <w:b w:val="0"/>
         </w:rPr>
-        <w:t xml:space="preserve"> (renting or buying at home while the movie is still new): set it within the band your real opening supports. If viewers later reject your price, choose </w:t>
-      </w:r>
-      <w:r>
-        <w:rPr>
-          <w:b/>
-        </w:rPr>
-        <w:t>Hold</w:t>
-      </w:r>
-      <w:r>
-        <w:rPr>
-          <w:b w:val="0"/>
-        </w:rPr>
-        <w:t xml:space="preserve"> (keep the price, accept fewer sales) or </w:t>
-      </w:r>
-      <w:r>
-        <w:rPr>
-          <w:b/>
-        </w:rPr>
-        <w:t>Cut</w:t>
-      </w:r>
-      <w:r>
-        <w:rPr>
-          <w:b w:val="0"/>
-        </w:rPr>
-        <w:t xml:space="preserve"> (lower it to win back volume) under the table.</w:t>
+        <w:t xml:space="preserve"> right under the table (it reads Run Release Simulation for a direct release). This is required, and it locks in how the movie does in theaters, its reviews, and any surprises.</w:t>
       </w:r>
     </w:p>
     <w:p>
@@ -2283,49 +2324,37 @@
         <w:rPr>
           <w:b/>
         </w:rPr>
-        <w:t>Pay-1</w:t>
+        <w:t>PVOD price</w:t>
       </w:r>
       <w:r>
         <w:rPr>
           <w:b w:val="0"/>
         </w:rPr>
-        <w:t xml:space="preserve"> (first streaming window): keep it on Peacock or license it to a platform for a flat fee. Or, under the table, click </w:t>
+        <w:t xml:space="preserve"> (renting or buying at home while the movie is still new): set it within the band your real opening supports. If viewers later reject your price, choose </w:t>
       </w:r>
       <w:r>
         <w:rPr>
           <w:b/>
         </w:rPr>
-        <w:t>🏷️ Shop This Window to Competitive Bid</w:t>
+        <w:t>Hold</w:t>
       </w:r>
       <w:r>
         <w:rPr>
           <w:b w:val="0"/>
         </w:rPr>
-        <w:t xml:space="preserve"> and accept </w:t>
+        <w:t xml:space="preserve"> (keep the price, accept fewer sales) or </w:t>
       </w:r>
       <w:r>
         <w:rPr>
           <w:b/>
         </w:rPr>
-        <w:t>any</w:t>
+        <w:t>Cut</w:t>
       </w:r>
       <w:r>
         <w:rPr>
           <w:b w:val="0"/>
         </w:rPr>
-        <w:t xml:space="preserve"> bid, not just the highest: each has a 12- or 18-month term, and a shorter term returns the film to Peacock sooner. Don't like the offers? </w:t>
-      </w:r>
-      <w:r>
-        <w:rPr>
-          <w:b/>
-        </w:rPr>
-        <w:t>🔁 Reject All &amp; Take It Back to Market</w:t>
-      </w:r>
-      <w:r>
-        <w:rPr>
-          <w:b w:val="0"/>
-        </w:rPr>
-        <w:t xml:space="preserve"> once; new bids usually come in lower.</w:t>
+        <w:t xml:space="preserve"> (lower it to win back volume) under the table.</w:t>
       </w:r>
     </w:p>
     <w:p>
@@ -2343,25 +2372,49 @@
         <w:rPr>
           <w:b/>
         </w:rPr>
-        <w:t>Why the windows work this way:</w:t>
+        <w:t>Pay-1</w:t>
       </w:r>
       <w:r>
         <w:rPr>
           <w:b w:val="0"/>
         </w:rPr>
-        <w:t xml:space="preserve"> Pay-1 (about 18 months) is the first exclusive streaming window. Studios without a big streamer sell it (Sony licenses Pay-1 to Netflix); studios with one keep films in house (Disney+, Max, Paramount+). Universal sits in between: films start on Peacock, part of the window is licensed out, then they return. </w:t>
+        <w:t xml:space="preserve"> (first streaming window): keep it on Peacock or license it to a platform for a flat fee. Or, under the table, click </w:t>
       </w:r>
       <w:r>
         <w:rPr>
           <w:b/>
         </w:rPr>
-        <w:t>Pay-2</w:t>
+        <w:t>🏷️ Shop This Window to Competitive Bid</w:t>
       </w:r>
       <w:r>
         <w:rPr>
           <w:b w:val="0"/>
         </w:rPr>
-        <w:t xml:space="preserve"> comes after Pay-1, when production and P&amp;A were paid long ago, so a Pay-2 licence fee is almost pure, high-margin profit.</w:t>
+        <w:t xml:space="preserve"> and accept </w:t>
+      </w:r>
+      <w:r>
+        <w:rPr>
+          <w:b/>
+        </w:rPr>
+        <w:t>any</w:t>
+      </w:r>
+      <w:r>
+        <w:rPr>
+          <w:b w:val="0"/>
+        </w:rPr>
+        <w:t xml:space="preserve"> bid, not just the highest: each has a 12- or 18-month term, and a shorter term returns the film to Peacock sooner. Don't like the offers? </w:t>
+      </w:r>
+      <w:r>
+        <w:rPr>
+          <w:b/>
+        </w:rPr>
+        <w:t>🔁 Reject All &amp; Take It Back to Market</w:t>
+      </w:r>
+      <w:r>
+        <w:rPr>
+          <w:b w:val="0"/>
+        </w:rPr>
+        <w:t xml:space="preserve"> once; new bids usually come in lower.</w:t>
       </w:r>
     </w:p>
     <w:p>
@@ -2379,97 +2432,25 @@
         <w:rPr>
           <w:b/>
         </w:rPr>
+        <w:t>Why the windows work this way:</w:t>
+      </w:r>
+      <w:r>
+        <w:rPr>
+          <w:b w:val="0"/>
+        </w:rPr>
+        <w:t xml:space="preserve"> Pay-1 (about 18 months) is the first exclusive streaming window. Studios without a big streamer sell it (Sony licenses Pay-1 to Netflix); studios with one keep films in house (Disney+, Max, Paramount+). Universal sits in between: films start on Peacock, part of the window is licensed out, then they return. </w:t>
+      </w:r>
+      <w:r>
+        <w:rPr>
+          <w:b/>
+        </w:rPr>
         <w:t>Pay-2</w:t>
       </w:r>
       <w:r>
         <w:rPr>
           <w:b w:val="0"/>
         </w:rPr>
-        <w:t xml:space="preserve"> (second window, about 4 years after release): decided </w:t>
-      </w:r>
-      <w:r>
-        <w:rPr>
-          <w:b/>
-        </w:rPr>
-        <w:t>the cycle after release</w:t>
-      </w:r>
-      <w:r>
-        <w:rPr>
-          <w:b w:val="0"/>
-        </w:rPr>
-        <w:t xml:space="preserve">, when a </w:t>
-      </w:r>
-      <w:r>
-        <w:rPr>
-          <w:b/>
-        </w:rPr>
-        <w:t>⚠ Choose…</w:t>
-      </w:r>
-      <w:r>
-        <w:rPr>
-          <w:b w:val="0"/>
-        </w:rPr>
-        <w:t xml:space="preserve"> cell appears in that film's row. It's a </w:t>
-      </w:r>
-      <w:r>
-        <w:rPr>
-          <w:b/>
-        </w:rPr>
-        <w:t>gamble versus a sure thing</w:t>
-      </w:r>
-      <w:r>
-        <w:rPr>
-          <w:b w:val="0"/>
-        </w:rPr>
-        <w:t xml:space="preserve">. </w:t>
-      </w:r>
-      <w:r>
-        <w:rPr>
-          <w:b/>
-        </w:rPr>
-        <w:t>🎲 Keep</w:t>
-      </w:r>
-      <w:r>
-        <w:rPr>
-          <w:b w:val="0"/>
-        </w:rPr>
-        <w:t xml:space="preserve"> (the gamble): the film stays in Peacock's catalog and earns whatever its catalog life turns out to be; better reviews make it worth more, and the line under the table shows its expected value and likely range. </w:t>
-      </w:r>
-      <w:r>
-        <w:rPr>
-          <w:b/>
-        </w:rPr>
-        <w:t>✓ Amazon / ✓ Netflix</w:t>
-      </w:r>
-      <w:r>
-        <w:rPr>
-          <w:b w:val="0"/>
-        </w:rPr>
-        <w:t xml:space="preserve"> (the sure thing): a guaranteed fee from Amazon Prime Video or Netflix, whose offers change each cycle. Pick one, then click </w:t>
-      </w:r>
-      <w:r>
-        <w:rPr>
-          <w:b/>
-        </w:rPr>
-        <w:t>💼 Lock Pay-2</w:t>
-      </w:r>
-      <w:r>
-        <w:rPr>
-          <w:b w:val="0"/>
-        </w:rPr>
-        <w:t xml:space="preserve"> in the Status column. Locking is final and reveals Keep's outcome. On your </w:t>
-      </w:r>
-      <w:r>
-        <w:rPr>
-          <w:b/>
-        </w:rPr>
-        <w:t>final</w:t>
-      </w:r>
-      <w:r>
-        <w:rPr>
-          <w:b w:val="0"/>
-        </w:rPr>
-        <w:t xml:space="preserve"> film, you choose Pay-2 in its own row and the outcome is revealed at Simulate.</w:t>
+        <w:t xml:space="preserve"> comes after Pay-1, when production and P&amp;A were paid long ago, so a Pay-2 licence fee is almost pure, high-margin profit.</w:t>
       </w:r>
     </w:p>
     <w:p>
@@ -2482,6 +2463,114 @@
           <w:color w:val="1A6BB5"/>
         </w:rPr>
         <w:t xml:space="preserve">9.  </w:t>
+      </w:r>
+      <w:r>
+        <w:rPr>
+          <w:b/>
+        </w:rPr>
+        <w:t>Pay-2</w:t>
+      </w:r>
+      <w:r>
+        <w:rPr>
+          <w:b w:val="0"/>
+        </w:rPr>
+        <w:t xml:space="preserve"> (second window, about 4 years after release): decided </w:t>
+      </w:r>
+      <w:r>
+        <w:rPr>
+          <w:b/>
+        </w:rPr>
+        <w:t>the cycle after release</w:t>
+      </w:r>
+      <w:r>
+        <w:rPr>
+          <w:b w:val="0"/>
+        </w:rPr>
+        <w:t xml:space="preserve">, when a </w:t>
+      </w:r>
+      <w:r>
+        <w:rPr>
+          <w:b/>
+        </w:rPr>
+        <w:t>⚠ Choose…</w:t>
+      </w:r>
+      <w:r>
+        <w:rPr>
+          <w:b w:val="0"/>
+        </w:rPr>
+        <w:t xml:space="preserve"> cell appears in that film's row. It's a </w:t>
+      </w:r>
+      <w:r>
+        <w:rPr>
+          <w:b/>
+        </w:rPr>
+        <w:t>gamble versus a sure thing</w:t>
+      </w:r>
+      <w:r>
+        <w:rPr>
+          <w:b w:val="0"/>
+        </w:rPr>
+        <w:t xml:space="preserve">. </w:t>
+      </w:r>
+      <w:r>
+        <w:rPr>
+          <w:b/>
+        </w:rPr>
+        <w:t>🎲 Keep</w:t>
+      </w:r>
+      <w:r>
+        <w:rPr>
+          <w:b w:val="0"/>
+        </w:rPr>
+        <w:t xml:space="preserve"> (the gamble): the film stays in Peacock's catalog and earns whatever its catalog life turns out to be; better reviews make it worth more, and the line under the table shows its expected value and likely range. </w:t>
+      </w:r>
+      <w:r>
+        <w:rPr>
+          <w:b/>
+        </w:rPr>
+        <w:t>✓ Amazon / ✓ Netflix</w:t>
+      </w:r>
+      <w:r>
+        <w:rPr>
+          <w:b w:val="0"/>
+        </w:rPr>
+        <w:t xml:space="preserve"> (the sure thing): a guaranteed fee from Amazon Prime Video or Netflix, whose offers change each cycle. Pick one, then click </w:t>
+      </w:r>
+      <w:r>
+        <w:rPr>
+          <w:b/>
+        </w:rPr>
+        <w:t>💼 Lock Pay-2</w:t>
+      </w:r>
+      <w:r>
+        <w:rPr>
+          <w:b w:val="0"/>
+        </w:rPr>
+        <w:t xml:space="preserve"> in the Status column. Locking is final and reveals Keep's outcome. On your </w:t>
+      </w:r>
+      <w:r>
+        <w:rPr>
+          <w:b/>
+        </w:rPr>
+        <w:t>final</w:t>
+      </w:r>
+      <w:r>
+        <w:rPr>
+          <w:b w:val="0"/>
+        </w:rPr>
+        <w:t xml:space="preserve"> film, you choose Pay-2 in its own row and the outcome is revealed at Simulate.</w:t>
+      </w:r>
+    </w:p>
+    <w:p>
+      <w:pPr>
+        <w:ind w:left="504" w:hanging="432"/>
+      </w:pPr>
+      <w:r>
+        <w:rPr>
+          <w:b/>
+          <w:color w:val="1A6BB5"/>
+        </w:rPr>
+        <w:t xml:space="preserve">10.  </w:t>
       </w:r>
       <w:r>
         <w:rPr>

--- a/docs/The_Slate_Student_Guide_Movies.docx
+++ b/docs/The_Slate_Student_Guide_Movies.docx
@@ -2234,7 +2234,7 @@
         <w:rPr>
           <w:b w:val="0"/>
         </w:rPr>
-        <w:t xml:space="preserve"> skips theaters and rentals: there's no ticket or rental money, so the film's own cash never recoups its cost, and its value is what it does for Peacock. Choose a goal in the Run cell: </w:t>
+        <w:t xml:space="preserve"> skips theaters and rentals: there's no ticket or rental money, so the film's own cash never recoups its cost, and its value is what it does for Peacock. Choose a goal with the toggle that appears under the table: </w:t>
       </w:r>
       <w:r>
         <w:rPr>

--- a/docs/The_Slate_Student_Guide_Movies.docx
+++ b/docs/The_Slate_Student_Guide_Movies.docx
@@ -1146,13 +1146,13 @@
         <w:rPr>
           <w:b/>
         </w:rPr>
-        <w:t>Every step is required.</w:t>
+        <w:t>Only your pitch (logline) is required.</w:t>
       </w:r>
       <w:r>
         <w:rPr>
           <w:b w:val="0"/>
         </w:rPr>
-        <w:t xml:space="preserve"> The ▶ Simulate button stays locked until each one has a ✓, and the list under the button tells you exactly what's missing.</w:t>
+        <w:t xml:space="preserve"> Every other step is optional: skip it and you simply pass on that deal. The list above ▶ Simulate shows which steps you skipped, and Simulate greenlights the film and runs its Theatrical Simulation for you if you haven't.</w:t>
       </w:r>
     </w:p>
     <w:p>
@@ -1176,7 +1176,7 @@
         <w:pStyle w:val="Heading2"/>
       </w:pPr>
       <w:r>
-        <w:t>1 · Studio Partnerships  (required: sign, then renew or replace each cycle)</w:t>
+        <w:t>1 · Studio Partnerships  (optional: sign, then renew or replace each cycle)</w:t>
       </w:r>
     </w:p>
     <w:p>
@@ -1335,7 +1335,7 @@
         <w:pStyle w:val="Heading2"/>
       </w:pPr>
       <w:r>
-        <w:t>2 · Scouted Concepts  (required, option at least one)</w:t>
+        <w:t>2 · Scouted Concepts  (optional)</w:t>
       </w:r>
     </w:p>
     <w:p>
@@ -1379,7 +1379,7 @@
         <w:rPr>
           <w:b w:val="0"/>
         </w:rPr>
-        <w:t xml:space="preserve"> on at least one; it fills in your Greenlight form, and you can still change anything there. Ideas you skip may be made by a rival studio before the next cycle; one marked </w:t>
+        <w:t xml:space="preserve"> on one you like; it fills in your Greenlight form, and you can still change anything there. Ideas you skip may be made by a rival studio before the next cycle; one marked </w:t>
       </w:r>
       <w:r>
         <w:rPr>
@@ -1399,7 +1399,7 @@
         <w:pStyle w:val="Heading2"/>
       </w:pPr>
       <w:r>
-        <w:t>3 · Film Festival Acquisitions  (required, bid on at least one)</w:t>
+        <w:t>3 · Film Festival Acquisitions  (optional)</w:t>
       </w:r>
     </w:p>
     <w:p>
@@ -1463,7 +1463,7 @@
         <w:pStyle w:val="Heading2"/>
       </w:pPr>
       <w:r>
-        <w:t>4 · Greenlight a New Movie  (required, one slot per cycle)</w:t>
+        <w:t>4 · Greenlight a New Movie  (one slot per cycle)</w:t>
       </w:r>
     </w:p>
     <w:p>
@@ -2006,7 +2006,7 @@
         <w:pStyle w:val="Heading2"/>
       </w:pPr>
       <w:r>
-        <w:t>5 · Holding Deals  (required, except on your final film)</w:t>
+        <w:t>5 · Holding Deals  (optional)</w:t>
       </w:r>
     </w:p>
     <w:p>
@@ -2014,7 +2014,7 @@
         <w:rPr>
           <w:b w:val="0"/>
         </w:rPr>
-        <w:t xml:space="preserve">Lock at least one actor for your </w:t>
+        <w:t xml:space="preserve">Optionally lock an actor for your </w:t>
       </w:r>
       <w:r>
         <w:rPr>
@@ -2070,7 +2070,7 @@
         <w:pStyle w:val="Heading2"/>
       </w:pPr>
       <w:r>
-        <w:t>6 · Release Plan — Your Slate  (required)</w:t>
+        <w:t>6 · Release Plan — Your Slate</w:t>
       </w:r>
     </w:p>
     <w:p>
@@ -2306,7 +2306,7 @@
         <w:rPr>
           <w:b w:val="0"/>
         </w:rPr>
-        <w:t xml:space="preserve"> right under the table (it reads Run Release Simulation for a direct release). This is required, and it locks in how the movie does in theaters, its reviews, and any surprises.</w:t>
+        <w:t xml:space="preserve"> right under the table (it reads Run Release Simulation for a direct release). If you skip it, ▶ Simulate runs it for you. It locks in how the movie does in theaters, its reviews, and any surprises.</w:t>
       </w:r>
     </w:p>
     <w:p>
@@ -3578,13 +3578,13 @@
         <w:rPr>
           <w:b/>
         </w:rPr>
-        <w:t>Forgetting the Theatrical Simulation.</w:t>
+        <w:t>Skipping the Theatrical Simulation.</w:t>
       </w:r>
       <w:r>
         <w:rPr>
           <w:b w:val="0"/>
         </w:rPr>
-        <w:t xml:space="preserve"> You can't Simulate until you've clicked 🎬 Run Theatrical Simulation under the Release Plan table.</w:t>
+        <w:t xml:space="preserve"> Simulate will run it for you, but then you set PVOD and Pay-1 without seeing the opening first.</w:t>
       </w:r>
     </w:p>
     <w:p>
@@ -3595,13 +3595,13 @@
         <w:rPr>
           <w:b/>
         </w:rPr>
-        <w:t>Missing a required step.</w:t>
+        <w:t>No pitch.</w:t>
       </w:r>
       <w:r>
         <w:rPr>
           <w:b w:val="0"/>
         </w:rPr>
-        <w:t xml:space="preserve"> If ▶ Simulate is locked, check the step bar at the top for a step without a ✓.</w:t>
+        <w:t xml:space="preserve"> ▶ Simulate stays locked until you write your logline in step 4.</w:t>
       </w:r>
     </w:p>
     <w:p>

--- a/docs/The_Slate_Student_Guide_Movies.docx
+++ b/docs/The_Slate_Student_Guide_Movies.docx
@@ -1111,7 +1111,7 @@
               <w:rPr>
                 <w:b w:val="0"/>
               </w:rPr>
-              <w:t>Don't close or refresh your browser tab mid-level. Your in-progress decisions live in that tab. Only submitted scores are saved to the leaderboard.</w:t>
+              <w:t>Don't close or refresh your browser tab mid-level. Your in-progress decisions live in that tab. Finished levels and slates save to the leaderboard automatically; one you leave halfway does not.</w:t>
             </w:r>
           </w:p>
         </w:tc>
@@ -2861,7 +2861,7 @@
         <w:pStyle w:val="Heading1"/>
       </w:pPr>
       <w:r>
-        <w:t>Submitting your score</w:t>
+        <w:t>Your score and the Leaderboard</w:t>
       </w:r>
     </w:p>
     <w:p>
@@ -2869,19 +2869,31 @@
         <w:rPr>
           <w:b w:val="0"/>
         </w:rPr>
-        <w:t xml:space="preserve">After your last cycle, click </w:t>
+        <w:t xml:space="preserve">The moment you simulate your last cycle, your score is </w:t>
       </w:r>
       <w:r>
         <w:rPr>
           <w:b/>
         </w:rPr>
+        <w:t>saved to the Leaderboard automatically</w:t>
+      </w:r>
+      <w:r>
+        <w:rPr>
+          <w:b w:val="0"/>
+        </w:rPr>
+        <w:t xml:space="preserve">, even if you close the tab. Click </w:t>
+      </w:r>
+      <w:r>
+        <w:rPr>
+          <w:b/>
+        </w:rPr>
         <w:t>→ View Final Slate &amp; Submit Score</w:t>
       </w:r>
       <w:r>
         <w:rPr>
           <w:b w:val="0"/>
         </w:rPr>
-        <w:t>. You will see your score, a breakdown, and your highlights.</w:t>
+        <w:t xml:space="preserve"> to see your score, a breakdown, and your highlights.</w:t>
       </w:r>
     </w:p>
     <w:p>
@@ -2912,36 +2924,6 @@
           <w:color w:val="1A6BB5"/>
         </w:rPr>
         <w:t xml:space="preserve">2.  </w:t>
-      </w:r>
-      <w:r>
-        <w:rPr>
-          <w:b w:val="0"/>
-        </w:rPr>
-        <w:t xml:space="preserve">Click </w:t>
-      </w:r>
-      <w:r>
-        <w:rPr>
-          <w:b/>
-        </w:rPr>
-        <w:t>🎯 Submit Official Score</w:t>
-      </w:r>
-      <w:r>
-        <w:rPr>
-          <w:b w:val="0"/>
-        </w:rPr>
-        <w:t>.</w:t>
-      </w:r>
-    </w:p>
-    <w:p>
-      <w:pPr>
-        <w:ind w:left="504" w:hanging="432"/>
-      </w:pPr>
-      <w:r>
-        <w:rPr>
-          <w:b/>
-          <w:color w:val="1A6BB5"/>
-        </w:rPr>
-        <w:t xml:space="preserve">3.  </w:t>
       </w:r>
       <w:r>
         <w:rPr>
@@ -2992,13 +2974,13 @@
               <w:rPr>
                 <w:b/>
               </w:rPr>
-              <w:t>Your FIRST submission is your official score.</w:t>
+              <w:t>Your FIRST finished slate is your official score.</w:t>
             </w:r>
             <w:r>
               <w:rPr>
                 <w:b w:val="0"/>
               </w:rPr>
-              <w:t xml:space="preserve"> You get 3 attempts in total, but attempts 2 and 3 are practice only. Don't click Submit until your team agrees you are done.</w:t>
+              <w:t xml:space="preserve"> You get 3 attempts in total, but attempts 2 and 3 are practice only. Agree as a team before you simulate the last cycle.</w:t>
             </w:r>
           </w:p>
         </w:tc>
@@ -3039,7 +3021,7 @@
               <w:rPr>
                 <w:b w:val="0"/>
               </w:rPr>
-              <w:t xml:space="preserve">Before you submit, you can still go back: </w:t>
+              <w:t xml:space="preserve">Before your last cycle, you can still go back: </w:t>
             </w:r>
             <w:r>
               <w:rPr>
@@ -3063,7 +3045,7 @@
               <w:rPr>
                 <w:b w:val="0"/>
               </w:rPr>
-              <w:t xml:space="preserve"> wipes the whole slate. Neither one uses up an attempt. Only Submit does.</w:t>
+              <w:t xml:space="preserve"> wipes the whole slate. Neither one uses up an attempt. Finishing the slate does.</w:t>
             </w:r>
           </w:p>
         </w:tc>
@@ -3629,13 +3611,13 @@
         <w:rPr>
           <w:b/>
         </w:rPr>
-        <w:t>Submitting too early.</w:t>
+        <w:t>Finishing too early.</w:t>
       </w:r>
       <w:r>
         <w:rPr>
           <w:b w:val="0"/>
         </w:rPr>
-        <w:t xml:space="preserve"> Your first submission is your official score.</w:t>
+        <w:t xml:space="preserve"> Your first finished playthrough is your official score, saved automatically.</w:t>
       </w:r>
     </w:p>
     <w:p>

--- a/docs/The_Slate_Student_Guide_Movies.docx
+++ b/docs/The_Slate_Student_Guide_Movies.docx
@@ -1146,13 +1146,13 @@
         <w:rPr>
           <w:b/>
         </w:rPr>
-        <w:t>Only your pitch (logline) is required.</w:t>
+        <w:t>Every step is optional, even the pitch.</w:t>
       </w:r>
       <w:r>
         <w:rPr>
           <w:b w:val="0"/>
         </w:rPr>
-        <w:t xml:space="preserve"> Every other step is optional: skip it and you simply pass on that deal. The list above ▶ Simulate shows which steps you skipped, and Simulate greenlights the film and runs its Theatrical Simulation for you if you haven't.</w:t>
+        <w:t xml:space="preserve"> Skip one and you simply pass on that deal. The list above ▶ Simulate shows which steps you skipped, and Simulate greenlights the film and runs its Theatrical Simulation for you if you haven't.</w:t>
       </w:r>
     </w:p>
     <w:p>
@@ -1507,13 +1507,13 @@
         <w:rPr>
           <w:b/>
         </w:rPr>
-        <w:t>Logline (required)</w:t>
+        <w:t>Logline (optional)</w:t>
       </w:r>
       <w:r>
         <w:rPr>
           <w:b w:val="0"/>
         </w:rPr>
-        <w:t xml:space="preserve">: 1–3 sentences on who the movie is about, what they want, and what's in the way. You can't Simulate without one. Once the film is made, the logline and how the film did appear on your class's </w:t>
+        <w:t xml:space="preserve">: 1–3 sentences on who the movie is about, what they want, and what's in the way. Once the film is made, the logline and how the film did appear on your class's </w:t>
       </w:r>
       <w:r>
         <w:rPr>
@@ -3567,23 +3567,6 @@
           <w:b w:val="0"/>
         </w:rPr>
         <w:t xml:space="preserve"> Simulate will run it for you, but then you set PVOD and Pay-1 without seeing the opening first.</w:t>
-      </w:r>
-    </w:p>
-    <w:p>
-      <w:pPr>
-        <w:pStyle w:val="ListBullet"/>
-      </w:pPr>
-      <w:r>
-        <w:rPr>
-          <w:b/>
-        </w:rPr>
-        <w:t>No pitch.</w:t>
-      </w:r>
-      <w:r>
-        <w:rPr>
-          <w:b w:val="0"/>
-        </w:rPr>
-        <w:t xml:space="preserve"> ▶ Simulate stays locked until you write your logline in step 4.</w:t>
       </w:r>
     </w:p>
     <w:p>

--- a/docs/The_Slate_Student_Guide_Movies.docx
+++ b/docs/The_Slate_Student_Guide_Movies.docx
@@ -1513,7 +1513,19 @@
         <w:rPr>
           <w:b w:val="0"/>
         </w:rPr>
-        <w:t xml:space="preserve">: 1–3 sentences on who the movie is about, what they want, and what's in the way. Once the film is made, the logline and how the film did appear on your class's </w:t>
+        <w:t xml:space="preserve">: 1–3 sentences on who the movie is about, what they want, and what's in the way. Click </w:t>
+      </w:r>
+      <w:r>
+        <w:rPr>
+          <w:b/>
+        </w:rPr>
+        <w:t>💾 Save Pitch</w:t>
+      </w:r>
+      <w:r>
+        <w:rPr>
+          <w:b w:val="0"/>
+        </w:rPr>
+        <w:t xml:space="preserve"> under the box (you'll see ✅ Pitch saved). Once the film is made, the logline and how the film did appear on your class's </w:t>
       </w:r>
       <w:r>
         <w:rPr>
